--- a/Lesson_05_Aphel_Stem.docx
+++ b/Lesson_05_Aphel_Stem.docx
@@ -181,19 +181,13 @@
         <w:t xml:space="preserve"> </w:t>
       </w:r>
       <w:r>
-        <w:t xml:space="preserve">“</w:t>
-      </w:r>
-      <w:r>
-        <w:t xml:space="preserve">I am</w:t>
-      </w:r>
-      <w:r>
-        <w:t xml:space="preserve"> </w:t>
-      </w:r>
-      <w:r>
-        <w:t xml:space="preserve">writing</w:t>
-      </w:r>
-      <w:r>
-        <w:t xml:space="preserve">”</w:t>
+        <w:t xml:space="preserve">“I am</w:t>
+      </w:r>
+      <w:r>
+        <w:t xml:space="preserve"> </w:t>
+      </w:r>
+      <w:r>
+        <w:t xml:space="preserve">writing”</w:t>
       </w:r>
       <w:r>
         <w:t xml:space="preserve">).</w:t>
@@ -229,13 +223,7 @@
         <w:t xml:space="preserve"> </w:t>
       </w:r>
       <w:r>
-        <w:t xml:space="preserve">‘</w:t>
-      </w:r>
-      <w:r>
-        <w:t xml:space="preserve">write</w:t>
-      </w:r>
-      <w:r>
-        <w:t xml:space="preserve">’</w:t>
+        <w:t xml:space="preserve">‘write’</w:t>
       </w:r>
       <w:r>
         <w:t xml:space="preserve">), V-S-O narrative word order, and the conjunction</w:t>
@@ -284,13 +272,7 @@
         <w:t xml:space="preserve"> </w:t>
       </w:r>
       <w:r>
-        <w:t xml:space="preserve">“</w:t>
-      </w:r>
-      <w:r>
-        <w:t xml:space="preserve">to have</w:t>
-      </w:r>
-      <w:r>
-        <w:t xml:space="preserve">”</w:t>
+        <w:t xml:space="preserve">“to have”</w:t>
       </w:r>
       <w:r>
         <w:t xml:space="preserve">.</w:t>
@@ -401,13 +383,7 @@
         <w:t xml:space="preserve"> </w:t>
       </w:r>
       <w:r>
-        <w:t xml:space="preserve">‘</w:t>
-      </w:r>
-      <w:r>
-        <w:t xml:space="preserve">go</w:t>
-      </w:r>
-      <w:r>
-        <w:t xml:space="preserve">’</w:t>
+        <w:t xml:space="preserve">‘go’</w:t>
       </w:r>
       <w:r>
         <w:t xml:space="preserve">) look like, m.sg.?</w:t>
@@ -533,7 +509,6 @@
       <w:tblPr>
         <w:tblStyle w:val="Table"/>
         <w:tblW w:type="pct" w:w="4867"/>
-        <w:jc w:val="left"/>
         <w:tblLayout w:type="fixed"/>
         <w:tblLook w:firstRow="0" w:lastRow="0" w:firstColumn="0" w:lastColumn="0" w:noHBand="0" w:noVBand="0" w:val="0000"/>
       </w:tblPr>
@@ -549,7 +524,6 @@
           <w:p>
             <w:pPr>
               <w:pStyle w:val="Compact"/>
-              <w:jc w:val="left"/>
             </w:pPr>
             <w:r>
               <w:rPr>
@@ -643,7 +617,6 @@
           <w:p>
             <w:pPr>
               <w:pStyle w:val="Compact"/>
-              <w:jc w:val="left"/>
             </w:pPr>
             <w:r>
               <w:rPr>
@@ -736,21 +709,7 @@
                 <w:i/>
                 <w:iCs/>
               </w:rPr>
-              <w:t xml:space="preserve">‘</w:t>
-            </w:r>
-            <w:r>
-              <w:rPr>
-                <w:i/>
-                <w:iCs/>
-              </w:rPr>
-              <w:t xml:space="preserve">he wrote</w:t>
-            </w:r>
-            <w:r>
-              <w:rPr>
-                <w:i/>
-                <w:iCs/>
-              </w:rPr>
-              <w:t xml:space="preserve">’</w:t>
+              <w:t xml:space="preserve">‘he wrote’</w:t>
             </w:r>
           </w:p>
         </w:tc>
@@ -761,7 +720,6 @@
           <w:p>
             <w:pPr>
               <w:pStyle w:val="Compact"/>
-              <w:jc w:val="left"/>
             </w:pPr>
             <w:r>
               <w:rPr>
@@ -854,14 +812,7 @@
                 <w:i/>
                 <w:iCs/>
               </w:rPr>
-              <w:t xml:space="preserve">‘</w:t>
-            </w:r>
-            <w:r>
-              <w:rPr>
-                <w:i/>
-                <w:iCs/>
-              </w:rPr>
-              <w:t xml:space="preserve">he</w:t>
+              <w:t xml:space="preserve">‘he</w:t>
             </w:r>
             <w:r>
               <w:rPr>
@@ -875,14 +826,7 @@
                 <w:i/>
                 <w:iCs/>
               </w:rPr>
-              <w:t xml:space="preserve">sanctified</w:t>
-            </w:r>
-            <w:r>
-              <w:rPr>
-                <w:i/>
-                <w:iCs/>
-              </w:rPr>
-              <w:t xml:space="preserve">’</w:t>
+              <w:t xml:space="preserve">sanctified’</w:t>
             </w:r>
           </w:p>
         </w:tc>
@@ -893,7 +837,6 @@
           <w:p>
             <w:pPr>
               <w:pStyle w:val="Compact"/>
-              <w:jc w:val="left"/>
             </w:pPr>
             <w:r>
               <w:rPr>
@@ -974,14 +917,7 @@
                 <w:i/>
                 <w:iCs/>
               </w:rPr>
-              <w:t xml:space="preserve">‘</w:t>
-            </w:r>
-            <w:r>
-              <w:rPr>
-                <w:i/>
-                <w:iCs/>
-              </w:rPr>
-              <w:t xml:space="preserve">he caused to</w:t>
+              <w:t xml:space="preserve">‘he caused to</w:t>
             </w:r>
             <w:r>
               <w:rPr>
@@ -995,14 +931,7 @@
                 <w:i/>
                 <w:iCs/>
               </w:rPr>
-              <w:t xml:space="preserve">live</w:t>
-            </w:r>
-            <w:r>
-              <w:rPr>
-                <w:i/>
-                <w:iCs/>
-              </w:rPr>
-              <w:t xml:space="preserve">’</w:t>
+              <w:t xml:space="preserve">live’</w:t>
             </w:r>
           </w:p>
         </w:tc>
@@ -1038,7 +967,6 @@
       <w:tblPr>
         <w:tblStyle w:val="Table"/>
         <w:tblW w:type="pct" w:w="4872"/>
-        <w:jc w:val="left"/>
         <w:tblLayout w:type="fixed"/>
         <w:tblLook w:firstRow="0" w:lastRow="0" w:firstColumn="0" w:lastColumn="0" w:noHBand="0" w:noVBand="0" w:val="0000"/>
       </w:tblPr>
@@ -1413,10 +1341,7 @@
         <w:t xml:space="preserve"> </w:t>
       </w:r>
       <w:r>
-        <w:t xml:space="preserve">‘</w:t>
-      </w:r>
-      <w:r>
-        <w:t xml:space="preserve">to</w:t>
+        <w:t xml:space="preserve">‘to</w:t>
       </w:r>
       <w:r>
         <w:t xml:space="preserve"> </w:t>
@@ -1438,10 +1363,7 @@
         <w:t xml:space="preserve"> </w:t>
       </w:r>
       <w:r>
-        <w:t xml:space="preserve">happen</w:t>
-      </w:r>
-      <w:r>
-        <w:t xml:space="preserve">’</w:t>
+        <w:t xml:space="preserve">happen’</w:t>
       </w:r>
       <w:r>
         <w:t xml:space="preserve"> </w:t>
@@ -1453,10 +1375,7 @@
         <w:t xml:space="preserve"> </w:t>
       </w:r>
       <w:r>
-        <w:t xml:space="preserve">‘</w:t>
-      </w:r>
-      <w:r>
-        <w:t xml:space="preserve">to</w:t>
+        <w:t xml:space="preserve">‘to</w:t>
       </w:r>
       <w:r>
         <w:t xml:space="preserve"> </w:t>
@@ -1472,10 +1391,7 @@
         <w:t xml:space="preserve"> </w:t>
       </w:r>
       <w:r>
-        <w:t xml:space="preserve">X do Y.</w:t>
-      </w:r>
-      <w:r>
-        <w:t xml:space="preserve">’</w:t>
+        <w:t xml:space="preserve">X do Y.’</w:t>
       </w:r>
       <w:r>
         <w:t xml:space="preserve"> </w:t>
@@ -1847,13 +1763,7 @@
         <w:t xml:space="preserve"> </w:t>
       </w:r>
       <w:r>
-        <w:t xml:space="preserve">‘</w:t>
-      </w:r>
-      <w:r>
-        <w:t xml:space="preserve">to give life</w:t>
-      </w:r>
-      <w:r>
-        <w:t xml:space="preserve">’</w:t>
+        <w:t xml:space="preserve">‘to give life’</w:t>
       </w:r>
       <w:r>
         <w:t xml:space="preserve">) or constructions with</w:t>
@@ -1897,7 +1807,6 @@
       <w:tblPr>
         <w:tblStyle w:val="Table"/>
         <w:tblW w:type="pct" w:w="4899"/>
-        <w:jc w:val="left"/>
         <w:tblLayout w:type="fixed"/>
         <w:tblLook w:firstRow="0" w:lastRow="0" w:firstColumn="0" w:lastColumn="0" w:noHBand="0" w:noVBand="0" w:val="0000"/>
       </w:tblPr>
@@ -2459,13 +2368,7 @@
         <w:t xml:space="preserve"> </w:t>
       </w:r>
       <w:r>
-        <w:t xml:space="preserve">‘</w:t>
-      </w:r>
-      <w:r>
-        <w:t xml:space="preserve">learn</w:t>
-      </w:r>
-      <w:r>
-        <w:t xml:space="preserve">’</w:t>
+        <w:t xml:space="preserve">‘learn’</w:t>
       </w:r>
       <w:r>
         <w:t xml:space="preserve"> </w:t>
@@ -2487,107 +2390,73 @@
           <w:b/>
           <w:bCs/>
         </w:rPr>
-        <w:t xml:space="preserve">‘</w:t>
-      </w:r>
+        <w:t xml:space="preserve">‘to teach’</w:t>
+      </w:r>
+      <w:r>
+        <w:t xml:space="preserve"> </w:t>
+      </w:r>
+      <w:r>
+        <w:t xml:space="preserve">— that is,</w:t>
+      </w:r>
+      <w:r>
+        <w:t xml:space="preserve"> </w:t>
+      </w:r>
+      <w:r>
+        <w:t xml:space="preserve">‘to cause someone to</w:t>
+      </w:r>
+      <w:r>
+        <w:t xml:space="preserve"> </w:t>
+      </w:r>
+      <w:r>
+        <w:t xml:space="preserve">learn.’</w:t>
+      </w:r>
+      <w:r>
+        <w:t xml:space="preserve"> </w:t>
+      </w:r>
+      <w:r>
+        <w:t xml:space="preserve">This root will be used for all paradigm tables in Sections</w:t>
+      </w:r>
+      <w:r>
+        <w:t xml:space="preserve"> </w:t>
+      </w:r>
+      <w:r>
+        <w:t xml:space="preserve">4–5.</w:t>
+      </w:r>
+    </w:p>
+    <w:bookmarkEnd w:id="22"/>
+    <w:bookmarkStart w:id="23" w:name="section-4-aphel-perfect-paradigm"/>
+    <w:p>
+      <w:pPr>
+        <w:pStyle w:val="Heading4"/>
+      </w:pPr>
+      <w:r>
+        <w:t xml:space="preserve">Section 4: Aphel Perfect Paradigm</w:t>
+      </w:r>
+    </w:p>
+    <w:p>
+      <w:pPr>
+        <w:pStyle w:val="FirstParagraph"/>
+      </w:pPr>
       <w:r>
         <w:rPr>
           <w:b/>
           <w:bCs/>
         </w:rPr>
-        <w:t xml:space="preserve">to teach</w:t>
+        <w:t xml:space="preserve">Root: ʾ-l-p | Stem: Aphel | Meaning:</w:t>
       </w:r>
       <w:r>
         <w:rPr>
           <w:b/>
           <w:bCs/>
         </w:rPr>
-        <w:t xml:space="preserve">’</w:t>
-      </w:r>
-      <w:r>
-        <w:t xml:space="preserve"> </w:t>
-      </w:r>
-      <w:r>
-        <w:t xml:space="preserve">— that is,</w:t>
-      </w:r>
-      <w:r>
-        <w:t xml:space="preserve"> </w:t>
-      </w:r>
-      <w:r>
-        <w:t xml:space="preserve">‘</w:t>
-      </w:r>
-      <w:r>
-        <w:t xml:space="preserve">to cause someone to</w:t>
-      </w:r>
-      <w:r>
-        <w:t xml:space="preserve"> </w:t>
-      </w:r>
-      <w:r>
-        <w:t xml:space="preserve">learn.</w:t>
-      </w:r>
-      <w:r>
-        <w:t xml:space="preserve">’</w:t>
-      </w:r>
-      <w:r>
-        <w:t xml:space="preserve"> </w:t>
-      </w:r>
-      <w:r>
-        <w:t xml:space="preserve">This root will be used for all paradigm tables in Sections</w:t>
-      </w:r>
-      <w:r>
-        <w:t xml:space="preserve"> </w:t>
-      </w:r>
-      <w:r>
-        <w:t xml:space="preserve">4–5.</w:t>
-      </w:r>
-    </w:p>
-    <w:bookmarkEnd w:id="22"/>
-    <w:bookmarkStart w:id="23" w:name="section-4-aphel-perfect-paradigm"/>
-    <w:p>
-      <w:pPr>
-        <w:pStyle w:val="Heading4"/>
-      </w:pPr>
-      <w:r>
-        <w:t xml:space="preserve">Section 4: Aphel Perfect Paradigm</w:t>
-      </w:r>
-    </w:p>
-    <w:p>
-      <w:pPr>
-        <w:pStyle w:val="FirstParagraph"/>
-      </w:pPr>
+        <w:t xml:space="preserve"> </w:t>
+      </w:r>
       <w:r>
         <w:rPr>
           <w:b/>
           <w:bCs/>
         </w:rPr>
-        <w:t xml:space="preserve">Root: ʾ-l-p | Stem: Aphel | Meaning:</w:t>
-      </w:r>
-      <w:r>
-        <w:rPr>
-          <w:b/>
-          <w:bCs/>
-        </w:rPr>
-        <w:t xml:space="preserve"> </w:t>
-      </w:r>
-      <w:r>
-        <w:rPr>
-          <w:b/>
-          <w:bCs/>
-        </w:rPr>
-        <w:t xml:space="preserve">‘</w:t>
-      </w:r>
-      <w:r>
-        <w:rPr>
-          <w:b/>
-          <w:bCs/>
-        </w:rPr>
-        <w:t xml:space="preserve">to teach</w:t>
-      </w:r>
-      <w:r>
-        <w:rPr>
-          <w:b/>
-          <w:bCs/>
-        </w:rPr>
-        <w:t xml:space="preserve">’</w:t>
+        <w:t xml:space="preserve">‘to teach’</w:t>
       </w:r>
     </w:p>
     <w:p>
@@ -2612,7 +2481,6 @@
       <w:tblPr>
         <w:tblStyle w:val="Table"/>
         <w:tblW w:type="pct" w:w="4886"/>
-        <w:jc w:val="left"/>
         <w:tblLayout w:type="fixed"/>
         <w:tblLook w:firstRow="0" w:lastRow="0" w:firstColumn="0" w:lastColumn="0" w:noHBand="0" w:noVBand="0" w:val="0000"/>
       </w:tblPr>
@@ -3383,7 +3251,6 @@
       <w:tblPr>
         <w:tblStyle w:val="Table"/>
         <w:tblW w:type="pct" w:w="4875"/>
-        <w:jc w:val="left"/>
         <w:tblLayout w:type="fixed"/>
         <w:tblLook w:firstRow="0" w:lastRow="0" w:firstColumn="0" w:lastColumn="0" w:noHBand="0" w:noVBand="0" w:val="0000"/>
       </w:tblPr>
@@ -3716,7 +3583,6 @@
       <w:tblPr>
         <w:tblStyle w:val="Table"/>
         <w:tblW w:type="pct" w:w="4875"/>
-        <w:jc w:val="left"/>
         <w:tblLayout w:type="fixed"/>
         <w:tblLook w:firstRow="0" w:lastRow="0" w:firstColumn="0" w:lastColumn="0" w:noHBand="0" w:noVBand="0" w:val="0000"/>
       </w:tblPr>
@@ -4046,35 +3912,21 @@
           <w:b/>
           <w:bCs/>
         </w:rPr>
-        <w:t xml:space="preserve">‘</w:t>
+        <w:t xml:space="preserve">‘causing to learn /</w:t>
       </w:r>
       <w:r>
         <w:rPr>
           <w:b/>
           <w:bCs/>
         </w:rPr>
-        <w:t xml:space="preserve">causing to learn /</w:t>
+        <w:t xml:space="preserve"> </w:t>
       </w:r>
       <w:r>
         <w:rPr>
           <w:b/>
           <w:bCs/>
         </w:rPr>
-        <w:t xml:space="preserve"> </w:t>
-      </w:r>
-      <w:r>
-        <w:rPr>
-          <w:b/>
-          <w:bCs/>
-        </w:rPr>
-        <w:t xml:space="preserve">teaching</w:t>
-      </w:r>
-      <w:r>
-        <w:rPr>
-          <w:b/>
-          <w:bCs/>
-        </w:rPr>
-        <w:t xml:space="preserve">’</w:t>
+        <w:t xml:space="preserve">teaching’</w:t>
       </w:r>
     </w:p>
     <w:p>
@@ -4117,7 +3969,6 @@
       <w:tblPr>
         <w:tblStyle w:val="Table"/>
         <w:tblW w:type="pct" w:w="4884"/>
-        <w:jc w:val="left"/>
         <w:tblLayout w:type="fixed"/>
         <w:tblLook w:firstRow="0" w:lastRow="0" w:firstColumn="0" w:lastColumn="0" w:noHBand="0" w:noVBand="0" w:val="0000"/>
       </w:tblPr>
@@ -4703,7 +4554,6 @@
       <w:tblPr>
         <w:tblStyle w:val="Table"/>
         <w:tblW w:type="pct" w:w="4899"/>
-        <w:jc w:val="left"/>
         <w:tblLayout w:type="fixed"/>
         <w:tblLook w:firstRow="0" w:lastRow="0" w:firstColumn="0" w:lastColumn="0" w:noHBand="0" w:noVBand="0" w:val="0000"/>
       </w:tblPr>
@@ -4848,13 +4698,7 @@
               <w:t xml:space="preserve"> </w:t>
             </w:r>
             <w:r>
-              <w:t xml:space="preserve">‘</w:t>
-            </w:r>
-            <w:r>
-              <w:t xml:space="preserve">eternal life</w:t>
-            </w:r>
-            <w:r>
-              <w:t xml:space="preserve">’</w:t>
+              <w:t xml:space="preserve">‘eternal life’</w:t>
             </w:r>
             <w:r>
               <w:t xml:space="preserve">; purqānā =</w:t>
@@ -4863,13 +4707,7 @@
               <w:t xml:space="preserve"> </w:t>
             </w:r>
             <w:r>
-              <w:t xml:space="preserve">‘</w:t>
-            </w:r>
-            <w:r>
-              <w:t xml:space="preserve">redemption</w:t>
-            </w:r>
-            <w:r>
-              <w:t xml:space="preserve">’</w:t>
+              <w:t xml:space="preserve">‘redemption’</w:t>
             </w:r>
           </w:p>
         </w:tc>
@@ -5957,13 +5795,7 @@
               <w:t xml:space="preserve"> </w:t>
             </w:r>
             <w:r>
-              <w:t xml:space="preserve">‘</w:t>
-            </w:r>
-            <w:r>
-              <w:t xml:space="preserve">to be firm/true</w:t>
-            </w:r>
-            <w:r>
-              <w:t xml:space="preserve">’</w:t>
+              <w:t xml:space="preserve">‘to be firm/true’</w:t>
             </w:r>
           </w:p>
         </w:tc>
@@ -5985,7 +5817,6 @@
       <w:tblPr>
         <w:tblStyle w:val="Table"/>
         <w:tblW w:type="pct" w:w="4891"/>
-        <w:jc w:val="left"/>
         <w:tblLayout w:type="fixed"/>
         <w:tblLook w:firstRow="0" w:lastRow="0" w:firstColumn="0" w:lastColumn="0" w:noHBand="0" w:noVBand="0" w:val="0000"/>
       </w:tblPr>
@@ -7072,21 +6903,93 @@
           <w:i/>
           <w:iCs/>
         </w:rPr>
-        <w:t xml:space="preserve">‘</w:t>
-      </w:r>
+        <w:t xml:space="preserve">‘The Lord has sent me to teach you the way of life.’</w:t>
+      </w:r>
+    </w:p>
+    <w:p>
+      <w:pPr>
+        <w:pStyle w:val="BodyText"/>
+      </w:pPr>
+      <w:r>
+        <w:rPr>
+          <w:b/>
+          <w:bCs/>
+        </w:rPr>
+        <w:t xml:space="preserve">Sentence 3</w:t>
+      </w:r>
+    </w:p>
+    <w:p>
+      <w:pPr>
+        <w:pStyle w:val="BodyText"/>
+      </w:pPr>
+      <w:r>
+        <w:t xml:space="preserve">ܐܠܗܐ ܕܒܪܐ ܟܠ ܡܕܡ ܐܚܝܝ ܠܟܘܢ ܒܦܘܪܩܢܗ</w:t>
+      </w:r>
+    </w:p>
+    <w:p>
+      <w:pPr>
+        <w:pStyle w:val="BodyText"/>
+      </w:pPr>
       <w:r>
         <w:rPr>
           <w:i/>
           <w:iCs/>
         </w:rPr>
-        <w:t xml:space="preserve">The Lord has sent me to teach you the way of life.</w:t>
-      </w:r>
+        <w:t xml:space="preserve">Alāhā d-brā kull medem ʾaḥyī lḵūn b-purqāneh</w:t>
+      </w:r>
+    </w:p>
+    <w:p>
+      <w:pPr>
+        <w:pStyle w:val="BodyText"/>
+      </w:pPr>
+      <w:r>
+        <w:t xml:space="preserve">Alāhā (God) d-brā (who-created) kull (all) medem (thing) ʾaḥyī</w:t>
+      </w:r>
+      <w:r>
+        <w:t xml:space="preserve"> </w:t>
+      </w:r>
+      <w:r>
+        <w:t xml:space="preserve">(caused-to-live/saved) lḵūn (you(pl.)) b-purqāneh (by-his-redemption)</w:t>
+      </w:r>
+    </w:p>
+    <w:p>
+      <w:pPr>
+        <w:pStyle w:val="BodyText"/>
+      </w:pPr>
       <w:r>
         <w:rPr>
           <w:i/>
           <w:iCs/>
         </w:rPr>
-        <w:t xml:space="preserve">’</w:t>
+        <w:t xml:space="preserve">→</w:t>
+      </w:r>
+      <w:r>
+        <w:rPr>
+          <w:i/>
+          <w:iCs/>
+        </w:rPr>
+        <w:t xml:space="preserve"> </w:t>
+      </w:r>
+      <w:r>
+        <w:rPr>
+          <w:i/>
+          <w:iCs/>
+        </w:rPr>
+        <w:t xml:space="preserve">‘God, who created all things, has saved you through his</w:t>
+      </w:r>
+      <w:r>
+        <w:rPr>
+          <w:i/>
+          <w:iCs/>
+        </w:rPr>
+        <w:t xml:space="preserve"> </w:t>
+      </w:r>
+      <w:r>
+        <w:rPr>
+          <w:i/>
+          <w:iCs/>
+        </w:rPr>
+        <w:t xml:space="preserve">redemption.’</w:t>
       </w:r>
     </w:p>
     <w:p>
@@ -7098,7 +7001,7 @@
           <w:b/>
           <w:bCs/>
         </w:rPr>
-        <w:t xml:space="preserve">Sentence 3</w:t>
+        <w:t xml:space="preserve">Sentence 4</w:t>
       </w:r>
     </w:p>
     <w:p>
@@ -7106,7 +7009,7 @@
         <w:pStyle w:val="BodyText"/>
       </w:pPr>
       <w:r>
-        <w:t xml:space="preserve">ܐܠܗܐ ܕܒܪܐ ܟܠ ܡܕܡ ܐܚܝܝ ܠܟܘܢ ܒܦܘܪܩܢܗ</w:t>
+        <w:t xml:space="preserve">ܗܘ ܐܓܠܝ ܠܢ ܪܐܙܐ ܕܛܝܒܘܬܗ</w:t>
       </w:r>
     </w:p>
     <w:p>
@@ -7118,7 +7021,7 @@
           <w:i/>
           <w:iCs/>
         </w:rPr>
-        <w:t xml:space="preserve">Alāhā d-brā kull medem ʾaḥyī lḵūn b-purqāneh</w:t>
+        <w:t xml:space="preserve">Hū ʾaglī lān rāzā d-ṭaybūtteh</w:t>
       </w:r>
     </w:p>
     <w:p>
@@ -7126,13 +7029,13 @@
         <w:pStyle w:val="BodyText"/>
       </w:pPr>
       <w:r>
-        <w:t xml:space="preserve">Alāhā (God) d-brā (who-created) kull (all) medem (thing) ʾaḥyī</w:t>
-      </w:r>
-      <w:r>
-        <w:t xml:space="preserve"> </w:t>
-      </w:r>
-      <w:r>
-        <w:t xml:space="preserve">(caused-to-live/saved) lḵūn (you(pl.)) b-purqāneh (by-his-redemption)</w:t>
+        <w:t xml:space="preserve">Hū (He) ʾaglī (revealed) lān (to-us) rāzā (the-mystery) d-ṭaybūtteh</w:t>
+      </w:r>
+      <w:r>
+        <w:t xml:space="preserve"> </w:t>
+      </w:r>
+      <w:r>
+        <w:t xml:space="preserve">(of-his-grace)</w:t>
       </w:r>
     </w:p>
     <w:p>
@@ -7158,35 +7061,79 @@
           <w:i/>
           <w:iCs/>
         </w:rPr>
-        <w:t xml:space="preserve">‘</w:t>
-      </w:r>
+        <w:t xml:space="preserve">‘He has revealed to us the mystery of his grace.’</w:t>
+      </w:r>
+    </w:p>
+    <w:p>
+      <w:pPr>
+        <w:pStyle w:val="BodyText"/>
+      </w:pPr>
+      <w:r>
+        <w:rPr>
+          <w:b/>
+          <w:bCs/>
+        </w:rPr>
+        <w:t xml:space="preserve">Sentence 5</w:t>
+      </w:r>
+    </w:p>
+    <w:p>
+      <w:pPr>
+        <w:pStyle w:val="BodyText"/>
+      </w:pPr>
+      <w:r>
+        <w:t xml:space="preserve">ܘܗܫܐ ܐܩܪܒܬܘܢ ܠܐܠܗܐ ܒܗܝܡܢܘܬܐ</w:t>
+      </w:r>
+    </w:p>
+    <w:p>
+      <w:pPr>
+        <w:pStyle w:val="BodyText"/>
+      </w:pPr>
       <w:r>
         <w:rPr>
           <w:i/>
           <w:iCs/>
         </w:rPr>
-        <w:t xml:space="preserve">God, who created all things, has saved you through his</w:t>
-      </w:r>
+        <w:t xml:space="preserve">w-hāšā ʾaqrebtūn l-Alāhā b-haymānūttā</w:t>
+      </w:r>
+    </w:p>
+    <w:p>
+      <w:pPr>
+        <w:pStyle w:val="BodyText"/>
+      </w:pPr>
+      <w:r>
+        <w:t xml:space="preserve">w- (and-) hāšā (now) ʾaqrebtūn (you(pl.)-have-been-brought-near) l-Alāhā</w:t>
+      </w:r>
+      <w:r>
+        <w:t xml:space="preserve"> </w:t>
+      </w:r>
+      <w:r>
+        <w:t xml:space="preserve">(to-God) b-haymānūttā (by-faith)</w:t>
+      </w:r>
+    </w:p>
+    <w:p>
+      <w:pPr>
+        <w:pStyle w:val="BodyText"/>
+      </w:pPr>
       <w:r>
         <w:rPr>
           <w:i/>
           <w:iCs/>
         </w:rPr>
-        <w:t xml:space="preserve"> </w:t>
+        <w:t xml:space="preserve">→</w:t>
       </w:r>
       <w:r>
         <w:rPr>
           <w:i/>
           <w:iCs/>
         </w:rPr>
-        <w:t xml:space="preserve">redemption.</w:t>
+        <w:t xml:space="preserve"> </w:t>
       </w:r>
       <w:r>
         <w:rPr>
           <w:i/>
           <w:iCs/>
         </w:rPr>
-        <w:t xml:space="preserve">’</w:t>
+        <w:t xml:space="preserve">‘And now you have been brought near to God through faith.’</w:t>
       </w:r>
     </w:p>
     <w:p>
@@ -7198,7 +7145,7 @@
           <w:b/>
           <w:bCs/>
         </w:rPr>
-        <w:t xml:space="preserve">Sentence 4</w:t>
+        <w:t xml:space="preserve">Sentence 6</w:t>
       </w:r>
     </w:p>
     <w:p>
@@ -7206,7 +7153,7 @@
         <w:pStyle w:val="BodyText"/>
       </w:pPr>
       <w:r>
-        <w:t xml:space="preserve">ܗܘ ܐܓܠܝ ܠܢ ܪܐܙܐ ܕܛܝܒܘܬܗ</w:t>
+        <w:t xml:space="preserve">ܗܢܘ ܫܪܪܐ ܕܡܠܟܘܬܐ ܕܐܠܗܐ</w:t>
       </w:r>
     </w:p>
     <w:p>
@@ -7218,7 +7165,7 @@
           <w:i/>
           <w:iCs/>
         </w:rPr>
-        <w:t xml:space="preserve">Hū ʾaglī lān rāzā d-ṭaybūtteh</w:t>
+        <w:t xml:space="preserve">Hannū šrārā d-malkūttā d-Alāhā</w:t>
       </w:r>
     </w:p>
     <w:p>
@@ -7226,13 +7173,13 @@
         <w:pStyle w:val="BodyText"/>
       </w:pPr>
       <w:r>
-        <w:t xml:space="preserve">Hū (He) ʾaglī (revealed) lān (to-us) rāzā (the-mystery) d-ṭaybūtteh</w:t>
-      </w:r>
-      <w:r>
-        <w:t xml:space="preserve"> </w:t>
-      </w:r>
-      <w:r>
-        <w:t xml:space="preserve">(of-his-grace)</w:t>
+        <w:t xml:space="preserve">Hannū (This-is) šrārā (the-truth) d-malkūttā (of-the-kingdom) d-Alāhā</w:t>
+      </w:r>
+      <w:r>
+        <w:t xml:space="preserve"> </w:t>
+      </w:r>
+      <w:r>
+        <w:t xml:space="preserve">(of-God)</w:t>
       </w:r>
     </w:p>
     <w:p>
@@ -7258,21 +7205,65 @@
           <w:i/>
           <w:iCs/>
         </w:rPr>
-        <w:t xml:space="preserve">‘</w:t>
-      </w:r>
+        <w:t xml:space="preserve">‘This is the truth of the kingdom of God.’</w:t>
+      </w:r>
+    </w:p>
+    <w:p>
+      <w:pPr>
+        <w:pStyle w:val="BodyText"/>
+      </w:pPr>
+      <w:r>
+        <w:rPr>
+          <w:b/>
+          <w:bCs/>
+        </w:rPr>
+        <w:t xml:space="preserve">Sentence 7</w:t>
+      </w:r>
+    </w:p>
+    <w:p>
+      <w:pPr>
+        <w:pStyle w:val="BodyText"/>
+      </w:pPr>
+      <w:r>
+        <w:t xml:space="preserve">ܘܥܡܐ ܫܡܥ ܡܠܘܗܝ ܘܐܬܕܡܪ ܛܒ</w:t>
+      </w:r>
+    </w:p>
+    <w:p>
+      <w:pPr>
+        <w:pStyle w:val="BodyText"/>
+      </w:pPr>
       <w:r>
         <w:rPr>
           <w:i/>
           <w:iCs/>
         </w:rPr>
-        <w:t xml:space="preserve">He has revealed to us the mystery of his grace.</w:t>
-      </w:r>
+        <w:t xml:space="preserve">w-ʿammā šmaʿ mellāw-hy w-ʾetdammer ṭāb</w:t>
+      </w:r>
+    </w:p>
+    <w:p>
+      <w:pPr>
+        <w:pStyle w:val="BodyText"/>
+      </w:pPr>
+      <w:r>
+        <w:t xml:space="preserve">w- (and-) ʿammā (the-people) šmaʿ (heard) mellāw-hy (his-words)</w:t>
+      </w:r>
+      <w:r>
+        <w:t xml:space="preserve"> </w:t>
+      </w:r>
+      <w:r>
+        <w:t xml:space="preserve">w-ʾetdammer (and-marveled) ṭāb (greatly/well)</w:t>
+      </w:r>
+    </w:p>
+    <w:p>
+      <w:pPr>
+        <w:pStyle w:val="BodyText"/>
+      </w:pPr>
       <w:r>
         <w:rPr>
           <w:i/>
           <w:iCs/>
         </w:rPr>
-        <w:t xml:space="preserve">’</w:t>
+        <w:t xml:space="preserve">→ And the people heard his words and marveled greatly.</w:t>
       </w:r>
     </w:p>
     <w:p>
@@ -7284,7 +7275,7 @@
           <w:b/>
           <w:bCs/>
         </w:rPr>
-        <w:t xml:space="preserve">Sentence 5</w:t>
+        <w:t xml:space="preserve">Sentence 8</w:t>
       </w:r>
     </w:p>
     <w:p>
@@ -7292,7 +7283,7 @@
         <w:pStyle w:val="BodyText"/>
       </w:pPr>
       <w:r>
-        <w:t xml:space="preserve">ܘܗܫܐ ܐܩܪܒܬܘܢ ܠܐܠܗܐ ܒܗܝܡܢܘܬܐ</w:t>
+        <w:t xml:space="preserve">ܘܐܡܪ ܓܒܪܐ ܚܕ ܡܢ ܥܡܐ ܡܢ ܐܢܬ ܘܡܢ ܫܕܪܟ</w:t>
       </w:r>
     </w:p>
     <w:p>
@@ -7304,7 +7295,7 @@
           <w:i/>
           <w:iCs/>
         </w:rPr>
-        <w:t xml:space="preserve">w-hāšā ʾaqrebtūn l-Alāhā b-haymānūttā</w:t>
+        <w:t xml:space="preserve">w-ʾemar gabrā ḥad men ʿammā: man ʾant w-man šedrāḵ?</w:t>
       </w:r>
     </w:p>
     <w:p>
@@ -7312,13 +7303,13 @@
         <w:pStyle w:val="BodyText"/>
       </w:pPr>
       <w:r>
-        <w:t xml:space="preserve">w- (and-) hāšā (now) ʾaqrebtūn (you(pl.)-have-been-brought-near) l-Alāhā</w:t>
-      </w:r>
-      <w:r>
-        <w:t xml:space="preserve"> </w:t>
-      </w:r>
-      <w:r>
-        <w:t xml:space="preserve">(to-God) b-haymānūttā (by-faith)</w:t>
+        <w:t xml:space="preserve">w-ʾemar (and-said) gabrā (a-man) ḥad (one) men (from) ʿammā (the-people)</w:t>
+      </w:r>
+      <w:r>
+        <w:t xml:space="preserve"> </w:t>
+      </w:r>
+      <w:r>
+        <w:t xml:space="preserve">man (who) ʾant (are-you) w-man (and-who) šedrāḵ (sent-you)</w:t>
       </w:r>
     </w:p>
     <w:p>
@@ -7330,7 +7321,7 @@
           <w:i/>
           <w:iCs/>
         </w:rPr>
-        <w:t xml:space="preserve">→</w:t>
+        <w:t xml:space="preserve">→ And a man from the people said:</w:t>
       </w:r>
       <w:r>
         <w:rPr>
@@ -7344,21 +7335,79 @@
           <w:i/>
           <w:iCs/>
         </w:rPr>
-        <w:t xml:space="preserve">‘</w:t>
-      </w:r>
+        <w:t xml:space="preserve">‘Who are you, and who sent you?’</w:t>
+      </w:r>
+    </w:p>
+    <w:p>
+      <w:pPr>
+        <w:pStyle w:val="BodyText"/>
+      </w:pPr>
+      <w:r>
+        <w:rPr>
+          <w:b/>
+          <w:bCs/>
+        </w:rPr>
+        <w:t xml:space="preserve">Sentence 9</w:t>
+      </w:r>
+    </w:p>
+    <w:p>
+      <w:pPr>
+        <w:pStyle w:val="BodyText"/>
+      </w:pPr>
+      <w:r>
+        <w:t xml:space="preserve">ܥܢܐ ܝܘܚܢܢ ܘܐܡܪ ܐܢܐ ܥܒܕܗ ܕܡܪܝܐ</w:t>
+      </w:r>
+    </w:p>
+    <w:p>
+      <w:pPr>
+        <w:pStyle w:val="BodyText"/>
+      </w:pPr>
       <w:r>
         <w:rPr>
           <w:i/>
           <w:iCs/>
         </w:rPr>
-        <w:t xml:space="preserve">And now you have been brought near to God through faith.</w:t>
-      </w:r>
+        <w:t xml:space="preserve">ʿnā Yukhannan w-ʾemar: ʾenā ʿabdeh d-Māryā</w:t>
+      </w:r>
+    </w:p>
+    <w:p>
+      <w:pPr>
+        <w:pStyle w:val="BodyText"/>
+      </w:pPr>
+      <w:r>
+        <w:t xml:space="preserve">ʿnā (answered) Yukhannan (Yukhannan) w-ʾemar (and-said) ʾenā (I) ʿabdeh</w:t>
+      </w:r>
+      <w:r>
+        <w:t xml:space="preserve"> </w:t>
+      </w:r>
+      <w:r>
+        <w:t xml:space="preserve">(servant-of) d-Māryā (the-Lord)</w:t>
+      </w:r>
+    </w:p>
+    <w:p>
+      <w:pPr>
+        <w:pStyle w:val="BodyText"/>
+      </w:pPr>
       <w:r>
         <w:rPr>
           <w:i/>
           <w:iCs/>
         </w:rPr>
-        <w:t xml:space="preserve">’</w:t>
+        <w:t xml:space="preserve">→ Yukhannan answered and said:</w:t>
+      </w:r>
+      <w:r>
+        <w:rPr>
+          <w:i/>
+          <w:iCs/>
+        </w:rPr>
+        <w:t xml:space="preserve"> </w:t>
+      </w:r>
+      <w:r>
+        <w:rPr>
+          <w:i/>
+          <w:iCs/>
+        </w:rPr>
+        <w:t xml:space="preserve">‘I am the servant of the Lord.’</w:t>
       </w:r>
     </w:p>
     <w:p>
@@ -7370,7 +7419,7 @@
           <w:b/>
           <w:bCs/>
         </w:rPr>
-        <w:t xml:space="preserve">Sentence 6</w:t>
+        <w:t xml:space="preserve">Sentence 10</w:t>
       </w:r>
     </w:p>
     <w:p>
@@ -7378,7 +7427,7 @@
         <w:pStyle w:val="BodyText"/>
       </w:pPr>
       <w:r>
-        <w:t xml:space="preserve">ܗܢܘ ܫܪܪܐ ܕܡܠܟܘܬܐ ܕܐܠܗܐ</w:t>
+        <w:t xml:space="preserve">ܗܘ ܐܦܩܢܝ ܡܢ ܡܕܒܪܐ ܕܐܐܠܦ ܠܥܡܗ</w:t>
       </w:r>
     </w:p>
     <w:p>
@@ -7390,7 +7439,7 @@
           <w:i/>
           <w:iCs/>
         </w:rPr>
-        <w:t xml:space="preserve">Hannū šrārā d-malkūttā d-Alāhā</w:t>
+        <w:t xml:space="preserve">Hū ʾappaqnī men madbārā d-ʾalep l-ʿammeh</w:t>
       </w:r>
     </w:p>
     <w:p>
@@ -7398,13 +7447,13 @@
         <w:pStyle w:val="BodyText"/>
       </w:pPr>
       <w:r>
-        <w:t xml:space="preserve">Hannū (This-is) šrārā (the-truth) d-malkūttā (of-the-kingdom) d-Alāhā</w:t>
-      </w:r>
-      <w:r>
-        <w:t xml:space="preserve"> </w:t>
-      </w:r>
-      <w:r>
-        <w:t xml:space="preserve">(of-God)</w:t>
+        <w:t xml:space="preserve">Hū (He) ʾappaqnī (brought-me-out) men (from) madbārā (the-wilderness)</w:t>
+      </w:r>
+      <w:r>
+        <w:t xml:space="preserve"> </w:t>
+      </w:r>
+      <w:r>
+        <w:t xml:space="preserve">d-ʾalep (to-teach) l- (to) ʿammeh (his-people)</w:t>
       </w:r>
     </w:p>
     <w:p>
@@ -7430,443 +7479,99 @@
           <w:i/>
           <w:iCs/>
         </w:rPr>
-        <w:t xml:space="preserve">‘</w:t>
-      </w:r>
+        <w:t xml:space="preserve">‘He brought me out from the wilderness to teach his people.’</w:t>
+      </w:r>
+    </w:p>
+    <w:p>
+      <w:pPr>
+        <w:pStyle w:val="BodyText"/>
+      </w:pPr>
+      <w:r>
+        <w:rPr>
+          <w:b/>
+          <w:bCs/>
+        </w:rPr>
+        <w:t xml:space="preserve">Sentence 11</w:t>
+      </w:r>
+    </w:p>
+    <w:p>
+      <w:pPr>
+        <w:pStyle w:val="BodyText"/>
+      </w:pPr>
+      <w:r>
+        <w:t xml:space="preserve">ܘܪܘܚܐ ܕܐܠܗܐ ܗܝ ܕܐܚܝܬ ܠܝ ܘܐܩܪܒܬܢܝ ܠܡܠܟܘܬܗ</w:t>
+      </w:r>
+    </w:p>
+    <w:p>
+      <w:pPr>
+        <w:pStyle w:val="BodyText"/>
+      </w:pPr>
       <w:r>
         <w:rPr>
           <w:i/>
           <w:iCs/>
         </w:rPr>
-        <w:t xml:space="preserve">This is the truth of the kingdom of God.</w:t>
-      </w:r>
+        <w:t xml:space="preserve">w-rūḥā d-Alāhā hī d-ʾaḥyat lī w-ʾaqrebtnī l-malkūtteh</w:t>
+      </w:r>
+    </w:p>
+    <w:p>
+      <w:pPr>
+        <w:pStyle w:val="BodyText"/>
+      </w:pPr>
+      <w:r>
+        <w:t xml:space="preserve">w- (and-) rūḥā (the-Spirit) d-Alāhā (of-God) hī (she/it-is) d-ʾaḥyat</w:t>
+      </w:r>
+      <w:r>
+        <w:t xml:space="preserve"> </w:t>
+      </w:r>
+      <w:r>
+        <w:t xml:space="preserve">(who-gave-life) lī (to-me) w-ʾaqrebtnī (and-brought-me-near) l-malkūtteh</w:t>
+      </w:r>
+      <w:r>
+        <w:t xml:space="preserve"> </w:t>
+      </w:r>
+      <w:r>
+        <w:t xml:space="preserve">(to-his-kingdom)</w:t>
+      </w:r>
+    </w:p>
+    <w:p>
+      <w:pPr>
+        <w:pStyle w:val="BodyText"/>
+      </w:pPr>
       <w:r>
         <w:rPr>
           <w:i/>
           <w:iCs/>
         </w:rPr>
-        <w:t xml:space="preserve">’</w:t>
-      </w:r>
-    </w:p>
-    <w:p>
-      <w:pPr>
-        <w:pStyle w:val="BodyText"/>
-      </w:pPr>
-      <w:r>
-        <w:rPr>
-          <w:b/>
-          <w:bCs/>
-        </w:rPr>
-        <w:t xml:space="preserve">Sentence 7</w:t>
-      </w:r>
-    </w:p>
-    <w:p>
-      <w:pPr>
-        <w:pStyle w:val="BodyText"/>
-      </w:pPr>
-      <w:r>
-        <w:t xml:space="preserve">ܘܥܡܐ ܫܡܥ ܡܠܘܗܝ ܘܐܬܕܡܪ ܛܒ</w:t>
-      </w:r>
-    </w:p>
-    <w:p>
-      <w:pPr>
-        <w:pStyle w:val="BodyText"/>
-      </w:pPr>
+        <w:t xml:space="preserve">→</w:t>
+      </w:r>
       <w:r>
         <w:rPr>
           <w:i/>
           <w:iCs/>
         </w:rPr>
-        <w:t xml:space="preserve">w-ʿammā šmaʿ mellāw-hy w-ʾetdammer ṭāb</w:t>
-      </w:r>
-    </w:p>
-    <w:p>
-      <w:pPr>
-        <w:pStyle w:val="BodyText"/>
-      </w:pPr>
-      <w:r>
-        <w:t xml:space="preserve">w- (and-) ʿammā (the-people) šmaʿ (heard) mellāw-hy (his-words)</w:t>
-      </w:r>
-      <w:r>
-        <w:t xml:space="preserve"> </w:t>
-      </w:r>
-      <w:r>
-        <w:t xml:space="preserve">w-ʾetdammer (and-marveled) ṭāb (greatly/well)</w:t>
-      </w:r>
-    </w:p>
-    <w:p>
-      <w:pPr>
-        <w:pStyle w:val="BodyText"/>
-      </w:pPr>
+        <w:t xml:space="preserve"> </w:t>
+      </w:r>
       <w:r>
         <w:rPr>
           <w:i/>
           <w:iCs/>
         </w:rPr>
-        <w:t xml:space="preserve">→ And the people heard his words and marveled greatly.</w:t>
-      </w:r>
-    </w:p>
-    <w:p>
-      <w:pPr>
-        <w:pStyle w:val="BodyText"/>
-      </w:pPr>
-      <w:r>
-        <w:rPr>
-          <w:b/>
-          <w:bCs/>
-        </w:rPr>
-        <w:t xml:space="preserve">Sentence 8</w:t>
-      </w:r>
-    </w:p>
-    <w:p>
-      <w:pPr>
-        <w:pStyle w:val="BodyText"/>
-      </w:pPr>
-      <w:r>
-        <w:t xml:space="preserve">ܘܐܡܪ ܓܒܪܐ ܚܕ ܡܢ ܥܡܐ ܡܢ ܐܢܬ ܘܡܢ ܫܕܪܟ</w:t>
-      </w:r>
-    </w:p>
-    <w:p>
-      <w:pPr>
-        <w:pStyle w:val="BodyText"/>
-      </w:pPr>
+        <w:t xml:space="preserve">‘And it is the Spirit of God who gave me life and brought me near to</w:t>
+      </w:r>
       <w:r>
         <w:rPr>
           <w:i/>
           <w:iCs/>
         </w:rPr>
-        <w:t xml:space="preserve">w-ʾemar gabrā ḥad men ʿammā: man ʾant w-man šedrāḵ?</w:t>
-      </w:r>
-    </w:p>
-    <w:p>
-      <w:pPr>
-        <w:pStyle w:val="BodyText"/>
-      </w:pPr>
-      <w:r>
-        <w:t xml:space="preserve">w-ʾemar (and-said) gabrā (a-man) ḥad (one) men (from) ʿammā (the-people)</w:t>
-      </w:r>
-      <w:r>
-        <w:t xml:space="preserve"> </w:t>
-      </w:r>
-      <w:r>
-        <w:t xml:space="preserve">man (who) ʾant (are-you) w-man (and-who) šedrāḵ (sent-you)</w:t>
-      </w:r>
-    </w:p>
-    <w:p>
-      <w:pPr>
-        <w:pStyle w:val="BodyText"/>
-      </w:pPr>
+        <w:t xml:space="preserve"> </w:t>
+      </w:r>
       <w:r>
         <w:rPr>
           <w:i/>
           <w:iCs/>
         </w:rPr>
-        <w:t xml:space="preserve">→ And a man from the people said:</w:t>
-      </w:r>
-      <w:r>
-        <w:rPr>
-          <w:i/>
-          <w:iCs/>
-        </w:rPr>
-        <w:t xml:space="preserve"> </w:t>
-      </w:r>
-      <w:r>
-        <w:rPr>
-          <w:i/>
-          <w:iCs/>
-        </w:rPr>
-        <w:t xml:space="preserve">‘</w:t>
-      </w:r>
-      <w:r>
-        <w:rPr>
-          <w:i/>
-          <w:iCs/>
-        </w:rPr>
-        <w:t xml:space="preserve">Who are you, and who sent you?</w:t>
-      </w:r>
-      <w:r>
-        <w:rPr>
-          <w:i/>
-          <w:iCs/>
-        </w:rPr>
-        <w:t xml:space="preserve">’</w:t>
-      </w:r>
-    </w:p>
-    <w:p>
-      <w:pPr>
-        <w:pStyle w:val="BodyText"/>
-      </w:pPr>
-      <w:r>
-        <w:rPr>
-          <w:b/>
-          <w:bCs/>
-        </w:rPr>
-        <w:t xml:space="preserve">Sentence 9</w:t>
-      </w:r>
-    </w:p>
-    <w:p>
-      <w:pPr>
-        <w:pStyle w:val="BodyText"/>
-      </w:pPr>
-      <w:r>
-        <w:t xml:space="preserve">ܥܢܐ ܝܘܚܢܢ ܘܐܡܪ ܐܢܐ ܥܒܕܗ ܕܡܪܝܐ</w:t>
-      </w:r>
-    </w:p>
-    <w:p>
-      <w:pPr>
-        <w:pStyle w:val="BodyText"/>
-      </w:pPr>
-      <w:r>
-        <w:rPr>
-          <w:i/>
-          <w:iCs/>
-        </w:rPr>
-        <w:t xml:space="preserve">ʿnā Yukhannan w-ʾemar: ʾenā ʿabdeh d-Māryā</w:t>
-      </w:r>
-    </w:p>
-    <w:p>
-      <w:pPr>
-        <w:pStyle w:val="BodyText"/>
-      </w:pPr>
-      <w:r>
-        <w:t xml:space="preserve">ʿnā (answered) Yukhannan (Yukhannan) w-ʾemar (and-said) ʾenā (I) ʿabdeh</w:t>
-      </w:r>
-      <w:r>
-        <w:t xml:space="preserve"> </w:t>
-      </w:r>
-      <w:r>
-        <w:t xml:space="preserve">(servant-of) d-Māryā (the-Lord)</w:t>
-      </w:r>
-    </w:p>
-    <w:p>
-      <w:pPr>
-        <w:pStyle w:val="BodyText"/>
-      </w:pPr>
-      <w:r>
-        <w:rPr>
-          <w:i/>
-          <w:iCs/>
-        </w:rPr>
-        <w:t xml:space="preserve">→ Yukhannan answered and said:</w:t>
-      </w:r>
-      <w:r>
-        <w:rPr>
-          <w:i/>
-          <w:iCs/>
-        </w:rPr>
-        <w:t xml:space="preserve"> </w:t>
-      </w:r>
-      <w:r>
-        <w:rPr>
-          <w:i/>
-          <w:iCs/>
-        </w:rPr>
-        <w:t xml:space="preserve">‘</w:t>
-      </w:r>
-      <w:r>
-        <w:rPr>
-          <w:i/>
-          <w:iCs/>
-        </w:rPr>
-        <w:t xml:space="preserve">I am the servant of the Lord.</w:t>
-      </w:r>
-      <w:r>
-        <w:rPr>
-          <w:i/>
-          <w:iCs/>
-        </w:rPr>
-        <w:t xml:space="preserve">’</w:t>
-      </w:r>
-    </w:p>
-    <w:p>
-      <w:pPr>
-        <w:pStyle w:val="BodyText"/>
-      </w:pPr>
-      <w:r>
-        <w:rPr>
-          <w:b/>
-          <w:bCs/>
-        </w:rPr>
-        <w:t xml:space="preserve">Sentence 10</w:t>
-      </w:r>
-    </w:p>
-    <w:p>
-      <w:pPr>
-        <w:pStyle w:val="BodyText"/>
-      </w:pPr>
-      <w:r>
-        <w:t xml:space="preserve">ܗܘ ܐܦܩܢܝ ܡܢ ܡܕܒܪܐ ܕܐܐܠܦ ܠܥܡܗ</w:t>
-      </w:r>
-    </w:p>
-    <w:p>
-      <w:pPr>
-        <w:pStyle w:val="BodyText"/>
-      </w:pPr>
-      <w:r>
-        <w:rPr>
-          <w:i/>
-          <w:iCs/>
-        </w:rPr>
-        <w:t xml:space="preserve">Hū ʾappaqnī men madbārā d-ʾalep l-ʿammeh</w:t>
-      </w:r>
-    </w:p>
-    <w:p>
-      <w:pPr>
-        <w:pStyle w:val="BodyText"/>
-      </w:pPr>
-      <w:r>
-        <w:t xml:space="preserve">Hū (He) ʾappaqnī (brought-me-out) men (from) madbārā (the-wilderness)</w:t>
-      </w:r>
-      <w:r>
-        <w:t xml:space="preserve"> </w:t>
-      </w:r>
-      <w:r>
-        <w:t xml:space="preserve">d-ʾalep (to-teach) l- (to) ʿammeh (his-people)</w:t>
-      </w:r>
-    </w:p>
-    <w:p>
-      <w:pPr>
-        <w:pStyle w:val="BodyText"/>
-      </w:pPr>
-      <w:r>
-        <w:rPr>
-          <w:i/>
-          <w:iCs/>
-        </w:rPr>
-        <w:t xml:space="preserve">→</w:t>
-      </w:r>
-      <w:r>
-        <w:rPr>
-          <w:i/>
-          <w:iCs/>
-        </w:rPr>
-        <w:t xml:space="preserve"> </w:t>
-      </w:r>
-      <w:r>
-        <w:rPr>
-          <w:i/>
-          <w:iCs/>
-        </w:rPr>
-        <w:t xml:space="preserve">‘</w:t>
-      </w:r>
-      <w:r>
-        <w:rPr>
-          <w:i/>
-          <w:iCs/>
-        </w:rPr>
-        <w:t xml:space="preserve">He brought me out from the wilderness to teach his people.</w:t>
-      </w:r>
-      <w:r>
-        <w:rPr>
-          <w:i/>
-          <w:iCs/>
-        </w:rPr>
-        <w:t xml:space="preserve">’</w:t>
-      </w:r>
-    </w:p>
-    <w:p>
-      <w:pPr>
-        <w:pStyle w:val="BodyText"/>
-      </w:pPr>
-      <w:r>
-        <w:rPr>
-          <w:b/>
-          <w:bCs/>
-        </w:rPr>
-        <w:t xml:space="preserve">Sentence 11</w:t>
-      </w:r>
-    </w:p>
-    <w:p>
-      <w:pPr>
-        <w:pStyle w:val="BodyText"/>
-      </w:pPr>
-      <w:r>
-        <w:t xml:space="preserve">ܘܪܘܚܐ ܕܐܠܗܐ ܗܝ ܕܐܚܝܬ ܠܝ ܘܐܩܪܒܬܢܝ ܠܡܠܟܘܬܗ</w:t>
-      </w:r>
-    </w:p>
-    <w:p>
-      <w:pPr>
-        <w:pStyle w:val="BodyText"/>
-      </w:pPr>
-      <w:r>
-        <w:rPr>
-          <w:i/>
-          <w:iCs/>
-        </w:rPr>
-        <w:t xml:space="preserve">w-rūḥā d-Alāhā hī d-ʾaḥyat lī w-ʾaqrebtnī l-malkūtteh</w:t>
-      </w:r>
-    </w:p>
-    <w:p>
-      <w:pPr>
-        <w:pStyle w:val="BodyText"/>
-      </w:pPr>
-      <w:r>
-        <w:t xml:space="preserve">w- (and-) rūḥā (the-Spirit) d-Alāhā (of-God) hī (she/it-is) d-ʾaḥyat</w:t>
-      </w:r>
-      <w:r>
-        <w:t xml:space="preserve"> </w:t>
-      </w:r>
-      <w:r>
-        <w:t xml:space="preserve">(who-gave-life) lī (to-me) w-ʾaqrebtnī (and-brought-me-near) l-malkūtteh</w:t>
-      </w:r>
-      <w:r>
-        <w:t xml:space="preserve"> </w:t>
-      </w:r>
-      <w:r>
-        <w:t xml:space="preserve">(to-his-kingdom)</w:t>
-      </w:r>
-    </w:p>
-    <w:p>
-      <w:pPr>
-        <w:pStyle w:val="BodyText"/>
-      </w:pPr>
-      <w:r>
-        <w:rPr>
-          <w:i/>
-          <w:iCs/>
-        </w:rPr>
-        <w:t xml:space="preserve">→</w:t>
-      </w:r>
-      <w:r>
-        <w:rPr>
-          <w:i/>
-          <w:iCs/>
-        </w:rPr>
-        <w:t xml:space="preserve"> </w:t>
-      </w:r>
-      <w:r>
-        <w:rPr>
-          <w:i/>
-          <w:iCs/>
-        </w:rPr>
-        <w:t xml:space="preserve">‘</w:t>
-      </w:r>
-      <w:r>
-        <w:rPr>
-          <w:i/>
-          <w:iCs/>
-        </w:rPr>
-        <w:t xml:space="preserve">And it is the Spirit of God who gave me life and brought me near to</w:t>
-      </w:r>
-      <w:r>
-        <w:rPr>
-          <w:i/>
-          <w:iCs/>
-        </w:rPr>
-        <w:t xml:space="preserve"> </w:t>
-      </w:r>
-      <w:r>
-        <w:rPr>
-          <w:i/>
-          <w:iCs/>
-        </w:rPr>
-        <w:t xml:space="preserve">his kingdom.</w:t>
-      </w:r>
-      <w:r>
-        <w:rPr>
-          <w:i/>
-          <w:iCs/>
-        </w:rPr>
-        <w:t xml:space="preserve">’</w:t>
+        <w:t xml:space="preserve">his kingdom.’</w:t>
       </w:r>
     </w:p>
     <w:bookmarkEnd w:id="26"/>
@@ -7909,7 +7614,6 @@
       <w:tblPr>
         <w:tblStyle w:val="Table"/>
         <w:tblW w:type="pct" w:w="4873"/>
-        <w:jc w:val="left"/>
         <w:tblLayout w:type="fixed"/>
         <w:tblLook w:firstRow="0" w:lastRow="0" w:firstColumn="0" w:lastColumn="0" w:noHBand="0" w:noVBand="0" w:val="0000"/>
       </w:tblPr>
@@ -8841,19 +8545,13 @@
         <w:t xml:space="preserve"> </w:t>
       </w:r>
       <w:r>
-        <w:t xml:space="preserve">‘</w:t>
-      </w:r>
-      <w:r>
-        <w:t xml:space="preserve">he</w:t>
-      </w:r>
-      <w:r>
-        <w:t xml:space="preserve"> </w:t>
-      </w:r>
-      <w:r>
-        <w:t xml:space="preserve">wrote</w:t>
-      </w:r>
-      <w:r>
-        <w:t xml:space="preserve">’</w:t>
+        <w:t xml:space="preserve">‘he</w:t>
+      </w:r>
+      <w:r>
+        <w:t xml:space="preserve"> </w:t>
+      </w:r>
+      <w:r>
+        <w:t xml:space="preserve">wrote’</w:t>
       </w:r>
     </w:p>
     <w:p>
@@ -8877,13 +8575,7 @@
         <w:t xml:space="preserve"> </w:t>
       </w:r>
       <w:r>
-        <w:t xml:space="preserve">‘</w:t>
-      </w:r>
-      <w:r>
-        <w:t xml:space="preserve">king</w:t>
-      </w:r>
-      <w:r>
-        <w:t xml:space="preserve">’</w:t>
+        <w:t xml:space="preserve">‘king’</w:t>
       </w:r>
       <w:r>
         <w:t xml:space="preserve">); Emphatic: ܡܠܟܐ (malkā,</w:t>
@@ -8892,19 +8584,13 @@
         <w:t xml:space="preserve"> </w:t>
       </w:r>
       <w:r>
-        <w:t xml:space="preserve">‘</w:t>
-      </w:r>
-      <w:r>
-        <w:t xml:space="preserve">the</w:t>
-      </w:r>
-      <w:r>
-        <w:t xml:space="preserve"> </w:t>
-      </w:r>
-      <w:r>
-        <w:t xml:space="preserve">king</w:t>
-      </w:r>
-      <w:r>
-        <w:t xml:space="preserve">’</w:t>
+        <w:t xml:space="preserve">‘the</w:t>
+      </w:r>
+      <w:r>
+        <w:t xml:space="preserve"> </w:t>
+      </w:r>
+      <w:r>
+        <w:t xml:space="preserve">king’</w:t>
       </w:r>
       <w:r>
         <w:t xml:space="preserve">); Construct: ܡܠܟ (malk + genitive,</w:t>
@@ -8913,13 +8599,7 @@
         <w:t xml:space="preserve"> </w:t>
       </w:r>
       <w:r>
-        <w:t xml:space="preserve">‘</w:t>
-      </w:r>
-      <w:r>
-        <w:t xml:space="preserve">king of…</w:t>
-      </w:r>
-      <w:r>
-        <w:t xml:space="preserve">’</w:t>
+        <w:t xml:space="preserve">‘king of…’</w:t>
       </w:r>
       <w:r>
         <w:t xml:space="preserve">)</w:t>
@@ -8940,13 +8620,7 @@
         <w:t xml:space="preserve"> </w:t>
       </w:r>
       <w:r>
-        <w:t xml:space="preserve">‘</w:t>
-      </w:r>
-      <w:r>
-        <w:t xml:space="preserve">He is great</w:t>
-      </w:r>
-      <w:r>
-        <w:t xml:space="preserve">’</w:t>
+        <w:t xml:space="preserve">‘He is great’</w:t>
       </w:r>
       <w:r>
         <w:t xml:space="preserve"> </w:t>
@@ -8976,13 +8650,7 @@
         <w:t xml:space="preserve"> </w:t>
       </w:r>
       <w:r>
-        <w:t xml:space="preserve">‘</w:t>
-      </w:r>
-      <w:r>
-        <w:t xml:space="preserve">going</w:t>
-      </w:r>
-      <w:r>
-        <w:t xml:space="preserve">’</w:t>
+        <w:t xml:space="preserve">‘going’</w:t>
       </w:r>
       <w:r>
         <w:t xml:space="preserve"> </w:t>
@@ -9012,13 +8680,7 @@
         <w:t xml:space="preserve"> </w:t>
       </w:r>
       <w:r>
-        <w:t xml:space="preserve">‘</w:t>
-      </w:r>
-      <w:r>
-        <w:t xml:space="preserve">she wrote</w:t>
-      </w:r>
-      <w:r>
-        <w:t xml:space="preserve">’</w:t>
+        <w:t xml:space="preserve">‘she wrote’</w:t>
       </w:r>
       <w:r>
         <w:t xml:space="preserve"> </w:t>
@@ -9043,7 +8705,6 @@
       <w:tblPr>
         <w:tblStyle w:val="Table"/>
         <w:tblW w:type="pct" w:w="4877"/>
-        <w:jc w:val="left"/>
         <w:tblLayout w:type="fixed"/>
         <w:tblLook w:firstRow="0" w:lastRow="0" w:firstColumn="0" w:lastColumn="0" w:noHBand="0" w:noVBand="0" w:val="0000"/>
       </w:tblPr>
@@ -9773,7 +9434,6 @@
       <w:tblPr>
         <w:tblStyle w:val="Table"/>
         <w:tblW w:type="pct" w:w="4872"/>
-        <w:jc w:val="left"/>
         <w:tblLayout w:type="fixed"/>
         <w:tblLook w:firstRow="0" w:lastRow="0" w:firstColumn="0" w:lastColumn="0" w:noHBand="0" w:noVBand="0" w:val="0000"/>
       </w:tblPr>
@@ -10142,7 +9802,6 @@
       <w:tblPr>
         <w:tblStyle w:val="Table"/>
         <w:tblW w:type="pct" w:w="4872"/>
-        <w:jc w:val="left"/>
         <w:tblLayout w:type="fixed"/>
         <w:tblLook w:firstRow="0" w:lastRow="0" w:firstColumn="0" w:lastColumn="0" w:noHBand="0" w:noVBand="0" w:val="0000"/>
       </w:tblPr>
@@ -10263,13 +9922,7 @@
               <w:jc w:val="center"/>
             </w:pPr>
             <w:r>
-              <w:t xml:space="preserve">‘</w:t>
-            </w:r>
-            <w:r>
-              <w:t xml:space="preserve">Who are you, and who sent you?</w:t>
-            </w:r>
-            <w:r>
-              <w:t xml:space="preserve">’</w:t>
+              <w:t xml:space="preserve">‘Who are you, and who sent you?’</w:t>
             </w:r>
           </w:p>
         </w:tc>
@@ -10353,7 +10006,6 @@
       <w:tblPr>
         <w:tblStyle w:val="Table"/>
         <w:tblW w:type="pct" w:w="4867"/>
-        <w:jc w:val="left"/>
         <w:tblLayout w:type="fixed"/>
         <w:tblLook w:firstRow="0" w:lastRow="0" w:firstColumn="0" w:lastColumn="0" w:noHBand="0" w:noVBand="0" w:val="0000"/>
       </w:tblPr>
@@ -10697,13 +10349,7 @@
               <w:jc w:val="center"/>
             </w:pPr>
             <w:r>
-              <w:t xml:space="preserve">‘</w:t>
-            </w:r>
-            <w:r>
-              <w:t xml:space="preserve">to cause X to happen</w:t>
-            </w:r>
-            <w:r>
-              <w:t xml:space="preserve">’</w:t>
+              <w:t xml:space="preserve">‘to cause X to happen’</w:t>
             </w:r>
             <w:r>
               <w:t xml:space="preserve"> </w:t>
@@ -10715,13 +10361,7 @@
               <w:t xml:space="preserve"> </w:t>
             </w:r>
             <w:r>
-              <w:t xml:space="preserve">‘</w:t>
-            </w:r>
-            <w:r>
-              <w:t xml:space="preserve">to make X do Y</w:t>
-            </w:r>
-            <w:r>
-              <w:t xml:space="preserve">’</w:t>
+              <w:t xml:space="preserve">‘to make X do Y’</w:t>
             </w:r>
           </w:p>
         </w:tc>
@@ -10758,21 +10398,21 @@
           <w:i/>
           <w:iCs/>
         </w:rPr>
-        <w:t xml:space="preserve">‘</w:t>
+        <w:t xml:space="preserve">‘to X’</w:t>
       </w:r>
       <w:r>
         <w:rPr>
           <w:i/>
           <w:iCs/>
         </w:rPr>
-        <w:t xml:space="preserve">to X</w:t>
+        <w:t xml:space="preserve"> </w:t>
       </w:r>
       <w:r>
         <w:rPr>
           <w:i/>
           <w:iCs/>
         </w:rPr>
-        <w:t xml:space="preserve">’</w:t>
+        <w:t xml:space="preserve">→</w:t>
       </w:r>
       <w:r>
         <w:rPr>
@@ -10786,7 +10426,7 @@
           <w:i/>
           <w:iCs/>
         </w:rPr>
-        <w:t xml:space="preserve">→</w:t>
+        <w:t xml:space="preserve">‘to</w:t>
       </w:r>
       <w:r>
         <w:rPr>
@@ -10800,77 +10440,35 @@
           <w:i/>
           <w:iCs/>
         </w:rPr>
-        <w:t xml:space="preserve">‘</w:t>
+        <w:t xml:space="preserve">cause to X’</w:t>
       </w:r>
       <w:r>
         <w:rPr>
           <w:i/>
           <w:iCs/>
         </w:rPr>
-        <w:t xml:space="preserve">to</w:t>
+        <w:t xml:space="preserve"> </w:t>
       </w:r>
       <w:r>
         <w:rPr>
           <w:i/>
           <w:iCs/>
         </w:rPr>
-        <w:t xml:space="preserve"> </w:t>
+        <w:t xml:space="preserve">/</w:t>
       </w:r>
       <w:r>
         <w:rPr>
           <w:i/>
           <w:iCs/>
         </w:rPr>
-        <w:t xml:space="preserve">cause to X</w:t>
+        <w:t xml:space="preserve"> </w:t>
       </w:r>
       <w:r>
         <w:rPr>
           <w:i/>
           <w:iCs/>
         </w:rPr>
-        <w:t xml:space="preserve">’</w:t>
-      </w:r>
-      <w:r>
-        <w:rPr>
-          <w:i/>
-          <w:iCs/>
-        </w:rPr>
-        <w:t xml:space="preserve"> </w:t>
-      </w:r>
-      <w:r>
-        <w:rPr>
-          <w:i/>
-          <w:iCs/>
-        </w:rPr>
-        <w:t xml:space="preserve">/</w:t>
-      </w:r>
-      <w:r>
-        <w:rPr>
-          <w:i/>
-          <w:iCs/>
-        </w:rPr>
-        <w:t xml:space="preserve"> </w:t>
-      </w:r>
-      <w:r>
-        <w:rPr>
-          <w:i/>
-          <w:iCs/>
-        </w:rPr>
-        <w:t xml:space="preserve">‘</w:t>
-      </w:r>
-      <w:r>
-        <w:rPr>
-          <w:i/>
-          <w:iCs/>
-        </w:rPr>
-        <w:t xml:space="preserve">to make X happen</w:t>
-      </w:r>
-      <w:r>
-        <w:rPr>
-          <w:i/>
-          <w:iCs/>
-        </w:rPr>
-        <w:t xml:space="preserve">’</w:t>
+        <w:t xml:space="preserve">‘to make X happen’</w:t>
       </w:r>
       <w:r>
         <w:t xml:space="preserve"> </w:t>
@@ -10907,7 +10505,6 @@
       <w:tblPr>
         <w:tblStyle w:val="Table"/>
         <w:tblW w:type="pct" w:w="4882"/>
-        <w:jc w:val="left"/>
         <w:tblLayout w:type="fixed"/>
         <w:tblLook w:firstRow="0" w:lastRow="0" w:firstColumn="0" w:lastColumn="0" w:noHBand="0" w:noVBand="0" w:val="0000"/>
       </w:tblPr>
@@ -11085,13 +10682,7 @@
               <w:jc w:val="center"/>
             </w:pPr>
             <w:r>
-              <w:t xml:space="preserve">‘</w:t>
-            </w:r>
-            <w:r>
-              <w:t xml:space="preserve">he wrote</w:t>
-            </w:r>
-            <w:r>
-              <w:t xml:space="preserve">’</w:t>
+              <w:t xml:space="preserve">‘he wrote’</w:t>
             </w:r>
             <w:r>
               <w:t xml:space="preserve"> </w:t>
@@ -11103,13 +10694,7 @@
               <w:t xml:space="preserve"> </w:t>
             </w:r>
             <w:r>
-              <w:t xml:space="preserve">‘</w:t>
-            </w:r>
-            <w:r>
-              <w:t xml:space="preserve">writing</w:t>
-            </w:r>
-            <w:r>
-              <w:t xml:space="preserve">’</w:t>
+              <w:t xml:space="preserve">‘writing’</w:t>
             </w:r>
           </w:p>
         </w:tc>
@@ -11171,13 +10756,7 @@
               <w:jc w:val="center"/>
             </w:pPr>
             <w:r>
-              <w:t xml:space="preserve">‘</w:t>
-            </w:r>
-            <w:r>
-              <w:t xml:space="preserve">he sanctified</w:t>
-            </w:r>
-            <w:r>
-              <w:t xml:space="preserve">’</w:t>
+              <w:t xml:space="preserve">‘he sanctified’</w:t>
             </w:r>
             <w:r>
               <w:t xml:space="preserve"> </w:t>
@@ -11189,13 +10768,7 @@
               <w:t xml:space="preserve"> </w:t>
             </w:r>
             <w:r>
-              <w:t xml:space="preserve">‘</w:t>
-            </w:r>
-            <w:r>
-              <w:t xml:space="preserve">sanctifying</w:t>
-            </w:r>
-            <w:r>
-              <w:t xml:space="preserve">’</w:t>
+              <w:t xml:space="preserve">‘sanctifying’</w:t>
             </w:r>
           </w:p>
         </w:tc>
@@ -11257,13 +10830,7 @@
               <w:jc w:val="center"/>
             </w:pPr>
             <w:r>
-              <w:t xml:space="preserve">‘</w:t>
-            </w:r>
-            <w:r>
-              <w:t xml:space="preserve">he taught</w:t>
-            </w:r>
-            <w:r>
-              <w:t xml:space="preserve">’</w:t>
+              <w:t xml:space="preserve">‘he taught’</w:t>
             </w:r>
             <w:r>
               <w:t xml:space="preserve"> </w:t>
@@ -11275,13 +10842,7 @@
               <w:t xml:space="preserve"> </w:t>
             </w:r>
             <w:r>
-              <w:t xml:space="preserve">‘</w:t>
-            </w:r>
-            <w:r>
-              <w:t xml:space="preserve">teaching</w:t>
-            </w:r>
-            <w:r>
-              <w:t xml:space="preserve">’</w:t>
+              <w:t xml:space="preserve">‘teaching’</w:t>
             </w:r>
           </w:p>
         </w:tc>
@@ -11348,14 +10909,13 @@
         <w:t xml:space="preserve"> </w:t>
       </w:r>
       <w:r>
-        <w:t xml:space="preserve">to 30 terms.</w:t>
+        <w:t xml:space="preserve">to 15 terms.</w:t>
       </w:r>
     </w:p>
     <w:tbl>
       <w:tblPr>
         <w:tblStyle w:val="Table"/>
         <w:tblW w:type="pct" w:w="4865"/>
-        <w:jc w:val="left"/>
         <w:tblLayout w:type="fixed"/>
         <w:tblLook w:firstRow="1" w:lastRow="0" w:firstColumn="0" w:lastColumn="0" w:noHBand="0" w:noVBand="0" w:val="0020"/>
       </w:tblPr>
@@ -11427,1406 +10987,6 @@
               <w:jc w:val="left"/>
             </w:pPr>
             <w:r>
-              <w:t xml:space="preserve">ܩܪܝܬܐ</w:t>
-            </w:r>
-          </w:p>
-        </w:tc>
-        <w:tc>
-          <w:tcPr/>
-          <w:p>
-            <w:pPr>
-              <w:pStyle w:val="Compact"/>
-              <w:jc w:val="left"/>
-            </w:pPr>
-            <w:r>
-              <w:t xml:space="preserve">qrītā</w:t>
-            </w:r>
-          </w:p>
-        </w:tc>
-        <w:tc>
-          <w:tcPr/>
-          <w:p>
-            <w:pPr>
-              <w:pStyle w:val="Compact"/>
-              <w:jc w:val="left"/>
-            </w:pPr>
-            <w:r>
-              <w:t xml:space="preserve">f</w:t>
-            </w:r>
-          </w:p>
-        </w:tc>
-        <w:tc>
-          <w:tcPr/>
-          <w:p>
-            <w:pPr>
-              <w:pStyle w:val="Compact"/>
-              <w:jc w:val="left"/>
-            </w:pPr>
-            <w:r>
-              <w:t xml:space="preserve">village</w:t>
-            </w:r>
-          </w:p>
-        </w:tc>
-      </w:tr>
-      <w:tr>
-        <w:tc>
-          <w:tcPr/>
-          <w:p>
-            <w:pPr>
-              <w:pStyle w:val="Compact"/>
-              <w:jc w:val="left"/>
-            </w:pPr>
-            <w:r>
-              <w:t xml:space="preserve">ܠܫܢܐ</w:t>
-            </w:r>
-          </w:p>
-        </w:tc>
-        <w:tc>
-          <w:tcPr/>
-          <w:p>
-            <w:pPr>
-              <w:pStyle w:val="Compact"/>
-              <w:jc w:val="left"/>
-            </w:pPr>
-            <w:r>
-              <w:t xml:space="preserve">leššānā</w:t>
-            </w:r>
-          </w:p>
-        </w:tc>
-        <w:tc>
-          <w:tcPr/>
-          <w:p>
-            <w:pPr>
-              <w:pStyle w:val="Compact"/>
-              <w:jc w:val="left"/>
-            </w:pPr>
-            <w:r>
-              <w:t xml:space="preserve">m</w:t>
-            </w:r>
-          </w:p>
-        </w:tc>
-        <w:tc>
-          <w:tcPr/>
-          <w:p>
-            <w:pPr>
-              <w:pStyle w:val="Compact"/>
-              <w:jc w:val="left"/>
-            </w:pPr>
-            <w:r>
-              <w:t xml:space="preserve">tongue, language</w:t>
-            </w:r>
-          </w:p>
-        </w:tc>
-      </w:tr>
-      <w:tr>
-        <w:tc>
-          <w:tcPr/>
-          <w:p>
-            <w:pPr>
-              <w:pStyle w:val="Compact"/>
-              <w:jc w:val="left"/>
-            </w:pPr>
-            <w:r>
-              <w:t xml:space="preserve">ܓܪܡܐ</w:t>
-            </w:r>
-          </w:p>
-        </w:tc>
-        <w:tc>
-          <w:tcPr/>
-          <w:p>
-            <w:pPr>
-              <w:pStyle w:val="Compact"/>
-              <w:jc w:val="left"/>
-            </w:pPr>
-            <w:r>
-              <w:t xml:space="preserve">garmā</w:t>
-            </w:r>
-          </w:p>
-        </w:tc>
-        <w:tc>
-          <w:tcPr/>
-          <w:p>
-            <w:pPr>
-              <w:pStyle w:val="Compact"/>
-              <w:jc w:val="left"/>
-            </w:pPr>
-            <w:r>
-              <w:t xml:space="preserve">m</w:t>
-            </w:r>
-          </w:p>
-        </w:tc>
-        <w:tc>
-          <w:tcPr/>
-          <w:p>
-            <w:pPr>
-              <w:pStyle w:val="Compact"/>
-              <w:jc w:val="left"/>
-            </w:pPr>
-            <w:r>
-              <w:t xml:space="preserve">bone</w:t>
-            </w:r>
-          </w:p>
-        </w:tc>
-      </w:tr>
-      <w:tr>
-        <w:tc>
-          <w:tcPr/>
-          <w:p>
-            <w:pPr>
-              <w:pStyle w:val="Compact"/>
-              <w:jc w:val="left"/>
-            </w:pPr>
-            <w:r>
-              <w:t xml:space="preserve">ܟܐܦܐ</w:t>
-            </w:r>
-          </w:p>
-        </w:tc>
-        <w:tc>
-          <w:tcPr/>
-          <w:p>
-            <w:pPr>
-              <w:pStyle w:val="Compact"/>
-              <w:jc w:val="left"/>
-            </w:pPr>
-            <w:r>
-              <w:t xml:space="preserve">kēpā</w:t>
-            </w:r>
-          </w:p>
-        </w:tc>
-        <w:tc>
-          <w:tcPr/>
-          <w:p>
-            <w:pPr>
-              <w:pStyle w:val="Compact"/>
-              <w:jc w:val="left"/>
-            </w:pPr>
-            <w:r>
-              <w:t xml:space="preserve">f</w:t>
-            </w:r>
-          </w:p>
-        </w:tc>
-        <w:tc>
-          <w:tcPr/>
-          <w:p>
-            <w:pPr>
-              <w:pStyle w:val="Compact"/>
-              <w:jc w:val="left"/>
-            </w:pPr>
-            <w:r>
-              <w:t xml:space="preserve">stone, rock</w:t>
-            </w:r>
-          </w:p>
-        </w:tc>
-      </w:tr>
-      <w:tr>
-        <w:tc>
-          <w:tcPr/>
-          <w:p>
-            <w:pPr>
-              <w:pStyle w:val="Compact"/>
-              <w:jc w:val="left"/>
-            </w:pPr>
-            <w:r>
-              <w:t xml:space="preserve">ܡܝܐ</w:t>
-            </w:r>
-          </w:p>
-        </w:tc>
-        <w:tc>
-          <w:tcPr/>
-          <w:p>
-            <w:pPr>
-              <w:pStyle w:val="Compact"/>
-              <w:jc w:val="left"/>
-            </w:pPr>
-            <w:r>
-              <w:t xml:space="preserve">mayyā</w:t>
-            </w:r>
-          </w:p>
-        </w:tc>
-        <w:tc>
-          <w:tcPr/>
-          <w:p>
-            <w:pPr>
-              <w:pStyle w:val="Compact"/>
-              <w:jc w:val="left"/>
-            </w:pPr>
-            <w:r>
-              <w:t xml:space="preserve">m.pl</w:t>
-            </w:r>
-          </w:p>
-        </w:tc>
-        <w:tc>
-          <w:tcPr/>
-          <w:p>
-            <w:pPr>
-              <w:pStyle w:val="Compact"/>
-              <w:jc w:val="left"/>
-            </w:pPr>
-            <w:r>
-              <w:t xml:space="preserve">water</w:t>
-            </w:r>
-          </w:p>
-        </w:tc>
-      </w:tr>
-      <w:tr>
-        <w:tc>
-          <w:tcPr/>
-          <w:p>
-            <w:pPr>
-              <w:pStyle w:val="Compact"/>
-              <w:jc w:val="left"/>
-            </w:pPr>
-            <w:r>
-              <w:t xml:space="preserve">ܢܘܢܐ</w:t>
-            </w:r>
-          </w:p>
-        </w:tc>
-        <w:tc>
-          <w:tcPr/>
-          <w:p>
-            <w:pPr>
-              <w:pStyle w:val="Compact"/>
-              <w:jc w:val="left"/>
-            </w:pPr>
-            <w:r>
-              <w:t xml:space="preserve">nūnā</w:t>
-            </w:r>
-          </w:p>
-        </w:tc>
-        <w:tc>
-          <w:tcPr/>
-          <w:p>
-            <w:pPr>
-              <w:pStyle w:val="Compact"/>
-              <w:jc w:val="left"/>
-            </w:pPr>
-            <w:r>
-              <w:t xml:space="preserve">m</w:t>
-            </w:r>
-          </w:p>
-        </w:tc>
-        <w:tc>
-          <w:tcPr/>
-          <w:p>
-            <w:pPr>
-              <w:pStyle w:val="Compact"/>
-              <w:jc w:val="left"/>
-            </w:pPr>
-            <w:r>
-              <w:t xml:space="preserve">fish</w:t>
-            </w:r>
-          </w:p>
-        </w:tc>
-      </w:tr>
-      <w:tr>
-        <w:tc>
-          <w:tcPr/>
-          <w:p>
-            <w:pPr>
-              <w:pStyle w:val="Compact"/>
-              <w:jc w:val="left"/>
-            </w:pPr>
-            <w:r>
-              <w:t xml:space="preserve">ܡܕܝܢܬܐ</w:t>
-            </w:r>
-          </w:p>
-        </w:tc>
-        <w:tc>
-          <w:tcPr/>
-          <w:p>
-            <w:pPr>
-              <w:pStyle w:val="Compact"/>
-              <w:jc w:val="left"/>
-            </w:pPr>
-            <w:r>
-              <w:t xml:space="preserve">mdīttā</w:t>
-            </w:r>
-          </w:p>
-        </w:tc>
-        <w:tc>
-          <w:tcPr/>
-          <w:p>
-            <w:pPr>
-              <w:pStyle w:val="Compact"/>
-              <w:jc w:val="left"/>
-            </w:pPr>
-            <w:r>
-              <w:t xml:space="preserve">f</w:t>
-            </w:r>
-          </w:p>
-        </w:tc>
-        <w:tc>
-          <w:tcPr/>
-          <w:p>
-            <w:pPr>
-              <w:pStyle w:val="Compact"/>
-              <w:jc w:val="left"/>
-            </w:pPr>
-            <w:r>
-              <w:t xml:space="preserve">city</w:t>
-            </w:r>
-          </w:p>
-        </w:tc>
-      </w:tr>
-      <w:tr>
-        <w:tc>
-          <w:tcPr/>
-          <w:p>
-            <w:pPr>
-              <w:pStyle w:val="Compact"/>
-              <w:jc w:val="left"/>
-            </w:pPr>
-            <w:r>
-              <w:t xml:space="preserve">ܫܡܫܐ</w:t>
-            </w:r>
-          </w:p>
-        </w:tc>
-        <w:tc>
-          <w:tcPr/>
-          <w:p>
-            <w:pPr>
-              <w:pStyle w:val="Compact"/>
-              <w:jc w:val="left"/>
-            </w:pPr>
-            <w:r>
-              <w:t xml:space="preserve">šemšā</w:t>
-            </w:r>
-          </w:p>
-        </w:tc>
-        <w:tc>
-          <w:tcPr/>
-          <w:p>
-            <w:pPr>
-              <w:pStyle w:val="Compact"/>
-              <w:jc w:val="left"/>
-            </w:pPr>
-            <w:r>
-              <w:t xml:space="preserve">m</w:t>
-            </w:r>
-          </w:p>
-        </w:tc>
-        <w:tc>
-          <w:tcPr/>
-          <w:p>
-            <w:pPr>
-              <w:pStyle w:val="Compact"/>
-              <w:jc w:val="left"/>
-            </w:pPr>
-            <w:r>
-              <w:t xml:space="preserve">sun</w:t>
-            </w:r>
-          </w:p>
-        </w:tc>
-      </w:tr>
-      <w:tr>
-        <w:tc>
-          <w:tcPr/>
-          <w:p>
-            <w:pPr>
-              <w:pStyle w:val="Compact"/>
-              <w:jc w:val="left"/>
-            </w:pPr>
-            <w:r>
-              <w:t xml:space="preserve">ܬܪܥܐ</w:t>
-            </w:r>
-          </w:p>
-        </w:tc>
-        <w:tc>
-          <w:tcPr/>
-          <w:p>
-            <w:pPr>
-              <w:pStyle w:val="Compact"/>
-              <w:jc w:val="left"/>
-            </w:pPr>
-            <w:r>
-              <w:t xml:space="preserve">tarʿā</w:t>
-            </w:r>
-          </w:p>
-        </w:tc>
-        <w:tc>
-          <w:tcPr/>
-          <w:p>
-            <w:pPr>
-              <w:pStyle w:val="Compact"/>
-              <w:jc w:val="left"/>
-            </w:pPr>
-            <w:r>
-              <w:t xml:space="preserve">m</w:t>
-            </w:r>
-          </w:p>
-        </w:tc>
-        <w:tc>
-          <w:tcPr/>
-          <w:p>
-            <w:pPr>
-              <w:pStyle w:val="Compact"/>
-              <w:jc w:val="left"/>
-            </w:pPr>
-            <w:r>
-              <w:t xml:space="preserve">door, gate</w:t>
-            </w:r>
-          </w:p>
-        </w:tc>
-      </w:tr>
-      <w:tr>
-        <w:tc>
-          <w:tcPr/>
-          <w:p>
-            <w:pPr>
-              <w:pStyle w:val="Compact"/>
-              <w:jc w:val="left"/>
-            </w:pPr>
-            <w:r>
-              <w:t xml:space="preserve">ܡܫܚܐ</w:t>
-            </w:r>
-          </w:p>
-        </w:tc>
-        <w:tc>
-          <w:tcPr/>
-          <w:p>
-            <w:pPr>
-              <w:pStyle w:val="Compact"/>
-              <w:jc w:val="left"/>
-            </w:pPr>
-            <w:r>
-              <w:t xml:space="preserve">mešḥā</w:t>
-            </w:r>
-          </w:p>
-        </w:tc>
-        <w:tc>
-          <w:tcPr/>
-          <w:p>
-            <w:pPr>
-              <w:pStyle w:val="Compact"/>
-              <w:jc w:val="left"/>
-            </w:pPr>
-            <w:r>
-              <w:t xml:space="preserve">m</w:t>
-            </w:r>
-          </w:p>
-        </w:tc>
-        <w:tc>
-          <w:tcPr/>
-          <w:p>
-            <w:pPr>
-              <w:pStyle w:val="Compact"/>
-              <w:jc w:val="left"/>
-            </w:pPr>
-            <w:r>
-              <w:t xml:space="preserve">oil</w:t>
-            </w:r>
-          </w:p>
-        </w:tc>
-      </w:tr>
-      <w:tr>
-        <w:tc>
-          <w:tcPr/>
-          <w:p>
-            <w:pPr>
-              <w:pStyle w:val="Compact"/>
-              <w:jc w:val="left"/>
-            </w:pPr>
-            <w:r>
-              <w:t xml:space="preserve">ܚܝܠܐ</w:t>
-            </w:r>
-          </w:p>
-        </w:tc>
-        <w:tc>
-          <w:tcPr/>
-          <w:p>
-            <w:pPr>
-              <w:pStyle w:val="Compact"/>
-              <w:jc w:val="left"/>
-            </w:pPr>
-            <w:r>
-              <w:t xml:space="preserve">ḥaylā</w:t>
-            </w:r>
-          </w:p>
-        </w:tc>
-        <w:tc>
-          <w:tcPr/>
-          <w:p>
-            <w:pPr>
-              <w:pStyle w:val="Compact"/>
-              <w:jc w:val="left"/>
-            </w:pPr>
-            <w:r>
-              <w:t xml:space="preserve">m</w:t>
-            </w:r>
-          </w:p>
-        </w:tc>
-        <w:tc>
-          <w:tcPr/>
-          <w:p>
-            <w:pPr>
-              <w:pStyle w:val="Compact"/>
-              <w:jc w:val="left"/>
-            </w:pPr>
-            <w:r>
-              <w:t xml:space="preserve">power, army</w:t>
-            </w:r>
-          </w:p>
-        </w:tc>
-      </w:tr>
-      <w:tr>
-        <w:tc>
-          <w:tcPr/>
-          <w:p>
-            <w:pPr>
-              <w:pStyle w:val="Compact"/>
-              <w:jc w:val="left"/>
-            </w:pPr>
-            <w:r>
-              <w:t xml:space="preserve">ܐܕܢܐ</w:t>
-            </w:r>
-          </w:p>
-        </w:tc>
-        <w:tc>
-          <w:tcPr/>
-          <w:p>
-            <w:pPr>
-              <w:pStyle w:val="Compact"/>
-              <w:jc w:val="left"/>
-            </w:pPr>
-            <w:r>
-              <w:t xml:space="preserve">ʾednā</w:t>
-            </w:r>
-          </w:p>
-        </w:tc>
-        <w:tc>
-          <w:tcPr/>
-          <w:p>
-            <w:pPr>
-              <w:pStyle w:val="Compact"/>
-              <w:jc w:val="left"/>
-            </w:pPr>
-            <w:r>
-              <w:t xml:space="preserve">f</w:t>
-            </w:r>
-          </w:p>
-        </w:tc>
-        <w:tc>
-          <w:tcPr/>
-          <w:p>
-            <w:pPr>
-              <w:pStyle w:val="Compact"/>
-              <w:jc w:val="left"/>
-            </w:pPr>
-            <w:r>
-              <w:t xml:space="preserve">ear</w:t>
-            </w:r>
-          </w:p>
-        </w:tc>
-      </w:tr>
-      <w:tr>
-        <w:tc>
-          <w:tcPr/>
-          <w:p>
-            <w:pPr>
-              <w:pStyle w:val="Compact"/>
-              <w:jc w:val="left"/>
-            </w:pPr>
-            <w:r>
-              <w:t xml:space="preserve">ܩܝܣܐ</w:t>
-            </w:r>
-          </w:p>
-        </w:tc>
-        <w:tc>
-          <w:tcPr/>
-          <w:p>
-            <w:pPr>
-              <w:pStyle w:val="Compact"/>
-              <w:jc w:val="left"/>
-            </w:pPr>
-            <w:r>
-              <w:t xml:space="preserve">qaysā</w:t>
-            </w:r>
-          </w:p>
-        </w:tc>
-        <w:tc>
-          <w:tcPr/>
-          <w:p>
-            <w:pPr>
-              <w:pStyle w:val="Compact"/>
-              <w:jc w:val="left"/>
-            </w:pPr>
-            <w:r>
-              <w:t xml:space="preserve">m</w:t>
-            </w:r>
-          </w:p>
-        </w:tc>
-        <w:tc>
-          <w:tcPr/>
-          <w:p>
-            <w:pPr>
-              <w:pStyle w:val="Compact"/>
-              <w:jc w:val="left"/>
-            </w:pPr>
-            <w:r>
-              <w:t xml:space="preserve">wood, tree</w:t>
-            </w:r>
-          </w:p>
-        </w:tc>
-      </w:tr>
-      <w:tr>
-        <w:tc>
-          <w:tcPr/>
-          <w:p>
-            <w:pPr>
-              <w:pStyle w:val="Compact"/>
-              <w:jc w:val="left"/>
-            </w:pPr>
-            <w:r>
-              <w:t xml:space="preserve">ܢܗܪܐ</w:t>
-            </w:r>
-          </w:p>
-        </w:tc>
-        <w:tc>
-          <w:tcPr/>
-          <w:p>
-            <w:pPr>
-              <w:pStyle w:val="Compact"/>
-              <w:jc w:val="left"/>
-            </w:pPr>
-            <w:r>
-              <w:t xml:space="preserve">nahrā</w:t>
-            </w:r>
-          </w:p>
-        </w:tc>
-        <w:tc>
-          <w:tcPr/>
-          <w:p>
-            <w:pPr>
-              <w:pStyle w:val="Compact"/>
-              <w:jc w:val="left"/>
-            </w:pPr>
-            <w:r>
-              <w:t xml:space="preserve">m</w:t>
-            </w:r>
-          </w:p>
-        </w:tc>
-        <w:tc>
-          <w:tcPr/>
-          <w:p>
-            <w:pPr>
-              <w:pStyle w:val="Compact"/>
-              <w:jc w:val="left"/>
-            </w:pPr>
-            <w:r>
-              <w:t xml:space="preserve">river</w:t>
-            </w:r>
-          </w:p>
-        </w:tc>
-      </w:tr>
-      <w:tr>
-        <w:tc>
-          <w:tcPr/>
-          <w:p>
-            <w:pPr>
-              <w:pStyle w:val="Compact"/>
-              <w:jc w:val="left"/>
-            </w:pPr>
-            <w:r>
-              <w:t xml:space="preserve">ܣܒܪܐ</w:t>
-            </w:r>
-          </w:p>
-        </w:tc>
-        <w:tc>
-          <w:tcPr/>
-          <w:p>
-            <w:pPr>
-              <w:pStyle w:val="Compact"/>
-              <w:jc w:val="left"/>
-            </w:pPr>
-            <w:r>
-              <w:t xml:space="preserve">sabrā</w:t>
-            </w:r>
-          </w:p>
-        </w:tc>
-        <w:tc>
-          <w:tcPr/>
-          <w:p>
-            <w:pPr>
-              <w:pStyle w:val="Compact"/>
-              <w:jc w:val="left"/>
-            </w:pPr>
-            <w:r>
-              <w:t xml:space="preserve">m</w:t>
-            </w:r>
-          </w:p>
-        </w:tc>
-        <w:tc>
-          <w:tcPr/>
-          <w:p>
-            <w:pPr>
-              <w:pStyle w:val="Compact"/>
-              <w:jc w:val="left"/>
-            </w:pPr>
-            <w:r>
-              <w:t xml:space="preserve">hope</w:t>
-            </w:r>
-          </w:p>
-        </w:tc>
-      </w:tr>
-      <w:tr>
-        <w:tc>
-          <w:tcPr/>
-          <w:p>
-            <w:pPr>
-              <w:pStyle w:val="Compact"/>
-              <w:jc w:val="left"/>
-            </w:pPr>
-            <w:r>
-              <w:t xml:space="preserve">ܕܚܠܬܐ</w:t>
-            </w:r>
-          </w:p>
-        </w:tc>
-        <w:tc>
-          <w:tcPr/>
-          <w:p>
-            <w:pPr>
-              <w:pStyle w:val="Compact"/>
-              <w:jc w:val="left"/>
-            </w:pPr>
-            <w:r>
-              <w:t xml:space="preserve">deḥltā</w:t>
-            </w:r>
-          </w:p>
-        </w:tc>
-        <w:tc>
-          <w:tcPr/>
-          <w:p>
-            <w:pPr>
-              <w:pStyle w:val="Compact"/>
-              <w:jc w:val="left"/>
-            </w:pPr>
-            <w:r>
-              <w:t xml:space="preserve">f</w:t>
-            </w:r>
-          </w:p>
-        </w:tc>
-        <w:tc>
-          <w:tcPr/>
-          <w:p>
-            <w:pPr>
-              <w:pStyle w:val="Compact"/>
-              <w:jc w:val="left"/>
-            </w:pPr>
-            <w:r>
-              <w:t xml:space="preserve">fear, religion</w:t>
-            </w:r>
-          </w:p>
-        </w:tc>
-      </w:tr>
-      <w:tr>
-        <w:tc>
-          <w:tcPr/>
-          <w:p>
-            <w:pPr>
-              <w:pStyle w:val="Compact"/>
-              <w:jc w:val="left"/>
-            </w:pPr>
-            <w:r>
-              <w:t xml:space="preserve">ܣܗܪܐ</w:t>
-            </w:r>
-          </w:p>
-        </w:tc>
-        <w:tc>
-          <w:tcPr/>
-          <w:p>
-            <w:pPr>
-              <w:pStyle w:val="Compact"/>
-              <w:jc w:val="left"/>
-            </w:pPr>
-            <w:r>
-              <w:t xml:space="preserve">sahrā</w:t>
-            </w:r>
-          </w:p>
-        </w:tc>
-        <w:tc>
-          <w:tcPr/>
-          <w:p>
-            <w:pPr>
-              <w:pStyle w:val="Compact"/>
-              <w:jc w:val="left"/>
-            </w:pPr>
-            <w:r>
-              <w:t xml:space="preserve">m</w:t>
-            </w:r>
-          </w:p>
-        </w:tc>
-        <w:tc>
-          <w:tcPr/>
-          <w:p>
-            <w:pPr>
-              <w:pStyle w:val="Compact"/>
-              <w:jc w:val="left"/>
-            </w:pPr>
-            <w:r>
-              <w:t xml:space="preserve">moon</w:t>
-            </w:r>
-          </w:p>
-        </w:tc>
-      </w:tr>
-      <w:tr>
-        <w:tc>
-          <w:tcPr/>
-          <w:p>
-            <w:pPr>
-              <w:pStyle w:val="Compact"/>
-              <w:jc w:val="left"/>
-            </w:pPr>
-            <w:r>
-              <w:t xml:space="preserve">ܪܓܠܐ</w:t>
-            </w:r>
-          </w:p>
-        </w:tc>
-        <w:tc>
-          <w:tcPr/>
-          <w:p>
-            <w:pPr>
-              <w:pStyle w:val="Compact"/>
-              <w:jc w:val="left"/>
-            </w:pPr>
-            <w:r>
-              <w:t xml:space="preserve">reglā</w:t>
-            </w:r>
-          </w:p>
-        </w:tc>
-        <w:tc>
-          <w:tcPr/>
-          <w:p>
-            <w:pPr>
-              <w:pStyle w:val="Compact"/>
-              <w:jc w:val="left"/>
-            </w:pPr>
-            <w:r>
-              <w:t xml:space="preserve">f</w:t>
-            </w:r>
-          </w:p>
-        </w:tc>
-        <w:tc>
-          <w:tcPr/>
-          <w:p>
-            <w:pPr>
-              <w:pStyle w:val="Compact"/>
-              <w:jc w:val="left"/>
-            </w:pPr>
-            <w:r>
-              <w:t xml:space="preserve">foot</w:t>
-            </w:r>
-          </w:p>
-        </w:tc>
-      </w:tr>
-      <w:tr>
-        <w:tc>
-          <w:tcPr/>
-          <w:p>
-            <w:pPr>
-              <w:pStyle w:val="Compact"/>
-              <w:jc w:val="left"/>
-            </w:pPr>
-            <w:r>
-              <w:t xml:space="preserve">ܫܠܡܐ</w:t>
-            </w:r>
-          </w:p>
-        </w:tc>
-        <w:tc>
-          <w:tcPr/>
-          <w:p>
-            <w:pPr>
-              <w:pStyle w:val="Compact"/>
-              <w:jc w:val="left"/>
-            </w:pPr>
-            <w:r>
-              <w:t xml:space="preserve">šlāmā</w:t>
-            </w:r>
-          </w:p>
-        </w:tc>
-        <w:tc>
-          <w:tcPr/>
-          <w:p>
-            <w:pPr>
-              <w:pStyle w:val="Compact"/>
-              <w:jc w:val="left"/>
-            </w:pPr>
-            <w:r>
-              <w:t xml:space="preserve">m</w:t>
-            </w:r>
-          </w:p>
-        </w:tc>
-        <w:tc>
-          <w:tcPr/>
-          <w:p>
-            <w:pPr>
-              <w:pStyle w:val="Compact"/>
-              <w:jc w:val="left"/>
-            </w:pPr>
-            <w:r>
-              <w:t xml:space="preserve">peace</w:t>
-            </w:r>
-          </w:p>
-        </w:tc>
-      </w:tr>
-      <w:tr>
-        <w:tc>
-          <w:tcPr/>
-          <w:p>
-            <w:pPr>
-              <w:pStyle w:val="Compact"/>
-              <w:jc w:val="left"/>
-            </w:pPr>
-            <w:r>
-              <w:t xml:space="preserve">ܐܬܪܐ</w:t>
-            </w:r>
-          </w:p>
-        </w:tc>
-        <w:tc>
-          <w:tcPr/>
-          <w:p>
-            <w:pPr>
-              <w:pStyle w:val="Compact"/>
-              <w:jc w:val="left"/>
-            </w:pPr>
-            <w:r>
-              <w:t xml:space="preserve">ʾatrā</w:t>
-            </w:r>
-          </w:p>
-        </w:tc>
-        <w:tc>
-          <w:tcPr/>
-          <w:p>
-            <w:pPr>
-              <w:pStyle w:val="Compact"/>
-              <w:jc w:val="left"/>
-            </w:pPr>
-            <w:r>
-              <w:t xml:space="preserve">m</w:t>
-            </w:r>
-          </w:p>
-        </w:tc>
-        <w:tc>
-          <w:tcPr/>
-          <w:p>
-            <w:pPr>
-              <w:pStyle w:val="Compact"/>
-              <w:jc w:val="left"/>
-            </w:pPr>
-            <w:r>
-              <w:t xml:space="preserve">place, country</w:t>
-            </w:r>
-          </w:p>
-        </w:tc>
-      </w:tr>
-      <w:tr>
-        <w:tc>
-          <w:tcPr/>
-          <w:p>
-            <w:pPr>
-              <w:pStyle w:val="Compact"/>
-              <w:jc w:val="left"/>
-            </w:pPr>
-            <w:r>
-              <w:t xml:space="preserve">ܣܗܕܐ</w:t>
-            </w:r>
-          </w:p>
-        </w:tc>
-        <w:tc>
-          <w:tcPr/>
-          <w:p>
-            <w:pPr>
-              <w:pStyle w:val="Compact"/>
-              <w:jc w:val="left"/>
-            </w:pPr>
-            <w:r>
-              <w:t xml:space="preserve">sāhdā</w:t>
-            </w:r>
-          </w:p>
-        </w:tc>
-        <w:tc>
-          <w:tcPr/>
-          <w:p>
-            <w:pPr>
-              <w:pStyle w:val="Compact"/>
-              <w:jc w:val="left"/>
-            </w:pPr>
-            <w:r>
-              <w:t xml:space="preserve">m</w:t>
-            </w:r>
-          </w:p>
-        </w:tc>
-        <w:tc>
-          <w:tcPr/>
-          <w:p>
-            <w:pPr>
-              <w:pStyle w:val="Compact"/>
-              <w:jc w:val="left"/>
-            </w:pPr>
-            <w:r>
-              <w:t xml:space="preserve">witness, martyr</w:t>
-            </w:r>
-          </w:p>
-        </w:tc>
-      </w:tr>
-      <w:tr>
-        <w:tc>
-          <w:tcPr/>
-          <w:p>
-            <w:pPr>
-              <w:pStyle w:val="Compact"/>
-              <w:jc w:val="left"/>
-            </w:pPr>
-            <w:r>
-              <w:t xml:space="preserve">ܒܣܪܐ</w:t>
-            </w:r>
-          </w:p>
-        </w:tc>
-        <w:tc>
-          <w:tcPr/>
-          <w:p>
-            <w:pPr>
-              <w:pStyle w:val="Compact"/>
-              <w:jc w:val="left"/>
-            </w:pPr>
-            <w:r>
-              <w:t xml:space="preserve">besrā</w:t>
-            </w:r>
-          </w:p>
-        </w:tc>
-        <w:tc>
-          <w:tcPr/>
-          <w:p>
-            <w:pPr>
-              <w:pStyle w:val="Compact"/>
-              <w:jc w:val="left"/>
-            </w:pPr>
-            <w:r>
-              <w:t xml:space="preserve">m</w:t>
-            </w:r>
-          </w:p>
-        </w:tc>
-        <w:tc>
-          <w:tcPr/>
-          <w:p>
-            <w:pPr>
-              <w:pStyle w:val="Compact"/>
-              <w:jc w:val="left"/>
-            </w:pPr>
-            <w:r>
-              <w:t xml:space="preserve">flesh</w:t>
-            </w:r>
-          </w:p>
-        </w:tc>
-      </w:tr>
-      <w:tr>
-        <w:tc>
-          <w:tcPr/>
-          <w:p>
-            <w:pPr>
-              <w:pStyle w:val="Compact"/>
-              <w:jc w:val="left"/>
-            </w:pPr>
-            <w:r>
-              <w:t xml:space="preserve">ܛܝܒܘܬܐ</w:t>
-            </w:r>
-          </w:p>
-        </w:tc>
-        <w:tc>
-          <w:tcPr/>
-          <w:p>
-            <w:pPr>
-              <w:pStyle w:val="Compact"/>
-              <w:jc w:val="left"/>
-            </w:pPr>
-            <w:r>
-              <w:t xml:space="preserve">ṭaybūttā</w:t>
-            </w:r>
-          </w:p>
-        </w:tc>
-        <w:tc>
-          <w:tcPr/>
-          <w:p>
-            <w:pPr>
-              <w:pStyle w:val="Compact"/>
-              <w:jc w:val="left"/>
-            </w:pPr>
-            <w:r>
-              <w:t xml:space="preserve">f</w:t>
-            </w:r>
-          </w:p>
-        </w:tc>
-        <w:tc>
-          <w:tcPr/>
-          <w:p>
-            <w:pPr>
-              <w:pStyle w:val="Compact"/>
-              <w:jc w:val="left"/>
-            </w:pPr>
-            <w:r>
-              <w:t xml:space="preserve">grace</w:t>
-            </w:r>
-          </w:p>
-        </w:tc>
-      </w:tr>
-      <w:tr>
-        <w:tc>
-          <w:tcPr/>
-          <w:p>
-            <w:pPr>
-              <w:pStyle w:val="Compact"/>
-              <w:jc w:val="left"/>
-            </w:pPr>
-            <w:r>
-              <w:t xml:space="preserve">ܬܘܪܐ</w:t>
-            </w:r>
-          </w:p>
-        </w:tc>
-        <w:tc>
-          <w:tcPr/>
-          <w:p>
-            <w:pPr>
-              <w:pStyle w:val="Compact"/>
-              <w:jc w:val="left"/>
-            </w:pPr>
-            <w:r>
-              <w:t xml:space="preserve">tawrā</w:t>
-            </w:r>
-          </w:p>
-        </w:tc>
-        <w:tc>
-          <w:tcPr/>
-          <w:p>
-            <w:pPr>
-              <w:pStyle w:val="Compact"/>
-              <w:jc w:val="left"/>
-            </w:pPr>
-            <w:r>
-              <w:t xml:space="preserve">m</w:t>
-            </w:r>
-          </w:p>
-        </w:tc>
-        <w:tc>
-          <w:tcPr/>
-          <w:p>
-            <w:pPr>
-              <w:pStyle w:val="Compact"/>
-              <w:jc w:val="left"/>
-            </w:pPr>
-            <w:r>
-              <w:t xml:space="preserve">bull, ox</w:t>
-            </w:r>
-          </w:p>
-        </w:tc>
-      </w:tr>
-      <w:tr>
-        <w:tc>
-          <w:tcPr/>
-          <w:p>
-            <w:pPr>
-              <w:pStyle w:val="Compact"/>
-              <w:jc w:val="left"/>
-            </w:pPr>
-            <w:r>
-              <w:t xml:space="preserve">ܐܘܪܚܐ</w:t>
-            </w:r>
-          </w:p>
-        </w:tc>
-        <w:tc>
-          <w:tcPr/>
-          <w:p>
-            <w:pPr>
-              <w:pStyle w:val="Compact"/>
-              <w:jc w:val="left"/>
-            </w:pPr>
-            <w:r>
-              <w:t xml:space="preserve">ʾūrḥā</w:t>
-            </w:r>
-          </w:p>
-        </w:tc>
-        <w:tc>
-          <w:tcPr/>
-          <w:p>
-            <w:pPr>
-              <w:pStyle w:val="Compact"/>
-              <w:jc w:val="left"/>
-            </w:pPr>
-            <w:r>
-              <w:t xml:space="preserve">f</w:t>
-            </w:r>
-          </w:p>
-        </w:tc>
-        <w:tc>
-          <w:tcPr/>
-          <w:p>
-            <w:pPr>
-              <w:pStyle w:val="Compact"/>
-              <w:jc w:val="left"/>
-            </w:pPr>
-            <w:r>
-              <w:t xml:space="preserve">way, road</w:t>
-            </w:r>
-          </w:p>
-        </w:tc>
-      </w:tr>
-      <w:tr>
-        <w:tc>
-          <w:tcPr/>
-          <w:p>
-            <w:pPr>
-              <w:pStyle w:val="Compact"/>
-              <w:jc w:val="left"/>
-            </w:pPr>
-            <w:r>
-              <w:t xml:space="preserve">ܗܝܟܠܐ</w:t>
-            </w:r>
-          </w:p>
-        </w:tc>
-        <w:tc>
-          <w:tcPr/>
-          <w:p>
-            <w:pPr>
-              <w:pStyle w:val="Compact"/>
-              <w:jc w:val="left"/>
-            </w:pPr>
-            <w:r>
-              <w:t xml:space="preserve">hayklā</w:t>
-            </w:r>
-          </w:p>
-        </w:tc>
-        <w:tc>
-          <w:tcPr/>
-          <w:p>
-            <w:pPr>
-              <w:pStyle w:val="Compact"/>
-              <w:jc w:val="left"/>
-            </w:pPr>
-            <w:r>
-              <w:t xml:space="preserve">m</w:t>
-            </w:r>
-          </w:p>
-        </w:tc>
-        <w:tc>
-          <w:tcPr/>
-          <w:p>
-            <w:pPr>
-              <w:pStyle w:val="Compact"/>
-              <w:jc w:val="left"/>
-            </w:pPr>
-            <w:r>
-              <w:t xml:space="preserve">temple, palace</w:t>
-            </w:r>
-          </w:p>
-        </w:tc>
-      </w:tr>
-      <w:tr>
-        <w:tc>
-          <w:tcPr/>
-          <w:p>
-            <w:pPr>
-              <w:pStyle w:val="Compact"/>
-              <w:jc w:val="left"/>
-            </w:pPr>
-            <w:r>
-              <w:t xml:space="preserve">ܥܝܢܐ</w:t>
-            </w:r>
-          </w:p>
-        </w:tc>
-        <w:tc>
-          <w:tcPr/>
-          <w:p>
-            <w:pPr>
-              <w:pStyle w:val="Compact"/>
-              <w:jc w:val="left"/>
-            </w:pPr>
-            <w:r>
-              <w:t xml:space="preserve">ʿaynā</w:t>
-            </w:r>
-          </w:p>
-        </w:tc>
-        <w:tc>
-          <w:tcPr/>
-          <w:p>
-            <w:pPr>
-              <w:pStyle w:val="Compact"/>
-              <w:jc w:val="left"/>
-            </w:pPr>
-            <w:r>
-              <w:t xml:space="preserve">f</w:t>
-            </w:r>
-          </w:p>
-        </w:tc>
-        <w:tc>
-          <w:tcPr/>
-          <w:p>
-            <w:pPr>
-              <w:pStyle w:val="Compact"/>
-              <w:jc w:val="left"/>
-            </w:pPr>
-            <w:r>
-              <w:t xml:space="preserve">eye</w:t>
-            </w:r>
-          </w:p>
-        </w:tc>
-      </w:tr>
-      <w:tr>
-        <w:tc>
-          <w:tcPr/>
-          <w:p>
-            <w:pPr>
-              <w:pStyle w:val="Compact"/>
-              <w:jc w:val="left"/>
-            </w:pPr>
-            <w:r>
-              <w:t xml:space="preserve">ܦܘܡܐ</w:t>
-            </w:r>
-          </w:p>
-        </w:tc>
-        <w:tc>
-          <w:tcPr/>
-          <w:p>
-            <w:pPr>
-              <w:pStyle w:val="Compact"/>
-              <w:jc w:val="left"/>
-            </w:pPr>
-            <w:r>
-              <w:t xml:space="preserve">pūmā</w:t>
-            </w:r>
-          </w:p>
-        </w:tc>
-        <w:tc>
-          <w:tcPr/>
-          <w:p>
-            <w:pPr>
-              <w:pStyle w:val="Compact"/>
-              <w:jc w:val="left"/>
-            </w:pPr>
-            <w:r>
-              <w:t xml:space="preserve">m</w:t>
-            </w:r>
-          </w:p>
-        </w:tc>
-        <w:tc>
-          <w:tcPr/>
-          <w:p>
-            <w:pPr>
-              <w:pStyle w:val="Compact"/>
-              <w:jc w:val="left"/>
-            </w:pPr>
-            <w:r>
-              <w:t xml:space="preserve">mouth</w:t>
-            </w:r>
-          </w:p>
-        </w:tc>
-      </w:tr>
-      <w:tr>
-        <w:tc>
-          <w:tcPr/>
-          <w:p>
-            <w:pPr>
-              <w:pStyle w:val="Compact"/>
-              <w:jc w:val="left"/>
-            </w:pPr>
-            <w:r>
               <w:t xml:space="preserve">ܐܚܝܐ</w:t>
             </w:r>
           </w:p>
@@ -13572,7 +11732,11 @@
     <w:bookmarkEnd w:id="30"/>
     <w:bookmarkEnd w:id="31"/>
     <w:bookmarkEnd w:id="32"/>
-    <w:sectPr/>
+    <w:sectPr>
+      <w:footnotePr>
+        <w:numRestart w:val="eachSect"/>
+      </w:footnotePr>
+    </w:sectPr>
   </w:body>
 </w:document>
 </file>
@@ -13610,7 +11774,7 @@
       <w:lvlText w:val=" "/>
       <w:lvlJc w:val="left"/>
       <w:pPr>
-        <w:ind w:left="720" w:hanging="480"/>
+        <w:ind w:left="720" w:hanging="360"/>
       </w:pPr>
     </w:lvl>
     <w:lvl w:ilvl="1">
@@ -13618,7 +11782,7 @@
       <w:lvlText w:val=" "/>
       <w:lvlJc w:val="left"/>
       <w:pPr>
-        <w:ind w:left="1440" w:hanging="480"/>
+        <w:ind w:left="1440" w:hanging="360"/>
       </w:pPr>
     </w:lvl>
     <w:lvl w:ilvl="2">
@@ -13626,7 +11790,7 @@
       <w:lvlText w:val=" "/>
       <w:lvlJc w:val="left"/>
       <w:pPr>
-        <w:ind w:left="2160" w:hanging="480"/>
+        <w:ind w:left="2160" w:hanging="360"/>
       </w:pPr>
     </w:lvl>
     <w:lvl w:ilvl="3">
@@ -13634,7 +11798,7 @@
       <w:lvlText w:val=" "/>
       <w:lvlJc w:val="left"/>
       <w:pPr>
-        <w:ind w:left="2880" w:hanging="480"/>
+        <w:ind w:left="2880" w:hanging="360"/>
       </w:pPr>
     </w:lvl>
     <w:lvl w:ilvl="4">
@@ -13642,7 +11806,7 @@
       <w:lvlText w:val=" "/>
       <w:lvlJc w:val="left"/>
       <w:pPr>
-        <w:ind w:left="3600" w:hanging="480"/>
+        <w:ind w:left="3600" w:hanging="360"/>
       </w:pPr>
     </w:lvl>
     <w:lvl w:ilvl="5">
@@ -13650,7 +11814,7 @@
       <w:lvlText w:val=" "/>
       <w:lvlJc w:val="left"/>
       <w:pPr>
-        <w:ind w:left="4320" w:hanging="480"/>
+        <w:ind w:left="4320" w:hanging="360"/>
       </w:pPr>
     </w:lvl>
     <w:lvl w:ilvl="6">
@@ -13658,7 +11822,7 @@
       <w:lvlText w:val=" "/>
       <w:lvlJc w:val="left"/>
       <w:pPr>
-        <w:ind w:left="5040" w:hanging="480"/>
+        <w:ind w:left="5040" w:hanging="360"/>
       </w:pPr>
     </w:lvl>
     <w:lvl w:ilvl="7">
@@ -13666,7 +11830,7 @@
       <w:lvlText w:val=" "/>
       <w:lvlJc w:val="left"/>
       <w:pPr>
-        <w:ind w:left="5760" w:hanging="480"/>
+        <w:ind w:left="5760" w:hanging="360"/>
       </w:pPr>
     </w:lvl>
     <w:lvl w:ilvl="8">
@@ -13674,7 +11838,7 @@
       <w:lvlText w:val=" "/>
       <w:lvlJc w:val="left"/>
       <w:pPr>
-        <w:ind w:left="6480" w:hanging="480"/>
+        <w:ind w:left="6480" w:hanging="360"/>
       </w:pPr>
     </w:lvl>
   </w:abstractNum>
@@ -13683,75 +11847,102 @@
     <w:multiLevelType w:val="multilevel"/>
     <w:lvl w:ilvl="0">
       <w:numFmt w:val="bullet"/>
-      <w:lvlText w:val="•"/>
+      <w:lvlText w:val=""/>
       <w:lvlJc w:val="left"/>
       <w:pPr>
-        <w:ind w:left="720" w:hanging="480"/>
-      </w:pPr>
+        <w:ind w:left="720" w:hanging="360"/>
+      </w:pPr>
+      <w:rPr>
+        <w:rFonts w:ascii="Symbol" w:hAnsi="Symbol" w:cs="Symbol" w:hint="default"/>
+      </w:rPr>
     </w:lvl>
     <w:lvl w:ilvl="1">
       <w:numFmt w:val="bullet"/>
-      <w:lvlText w:val="–"/>
+      <w:lvlText w:val="o"/>
       <w:lvlJc w:val="left"/>
       <w:pPr>
-        <w:ind w:left="1440" w:hanging="480"/>
-      </w:pPr>
+        <w:ind w:left="1440" w:hanging="360"/>
+      </w:pPr>
+      <w:rPr>
+        <w:rFonts w:ascii="Courier New" w:hAnsi="Courier New" w:cs="Courier New" w:hint="default"/>
+      </w:rPr>
     </w:lvl>
     <w:lvl w:ilvl="2">
       <w:numFmt w:val="bullet"/>
-      <w:lvlText w:val="•"/>
+      <w:lvlText w:val=""/>
       <w:lvlJc w:val="left"/>
       <w:pPr>
-        <w:ind w:left="2160" w:hanging="480"/>
-      </w:pPr>
+        <w:ind w:left="2160" w:hanging="360"/>
+      </w:pPr>
+      <w:rPr>
+        <w:rFonts w:ascii="Wingdings" w:hAnsi="Wingdings" w:cs="Wingdings" w:hint="default"/>
+      </w:rPr>
     </w:lvl>
     <w:lvl w:ilvl="3">
       <w:numFmt w:val="bullet"/>
-      <w:lvlText w:val="–"/>
+      <w:lvlText w:val=""/>
       <w:lvlJc w:val="left"/>
       <w:pPr>
-        <w:ind w:left="2880" w:hanging="480"/>
-      </w:pPr>
+        <w:ind w:left="2880" w:hanging="360"/>
+      </w:pPr>
+      <w:rPr>
+        <w:rFonts w:ascii="Symbol" w:hAnsi="Symbol" w:cs="Symbol" w:hint="default"/>
+      </w:rPr>
     </w:lvl>
     <w:lvl w:ilvl="4">
       <w:numFmt w:val="bullet"/>
-      <w:lvlText w:val="•"/>
+      <w:lvlText w:val="o"/>
       <w:lvlJc w:val="left"/>
       <w:pPr>
-        <w:ind w:left="3600" w:hanging="480"/>
-      </w:pPr>
+        <w:ind w:left="3600" w:hanging="360"/>
+      </w:pPr>
+      <w:rPr>
+        <w:rFonts w:ascii="Courier New" w:hAnsi="Courier New" w:cs="Courier New" w:hint="default"/>
+      </w:rPr>
     </w:lvl>
     <w:lvl w:ilvl="5">
       <w:numFmt w:val="bullet"/>
-      <w:lvlText w:val="–"/>
+      <w:lvlText w:val=""/>
       <w:lvlJc w:val="left"/>
       <w:pPr>
-        <w:ind w:left="4320" w:hanging="480"/>
-      </w:pPr>
+        <w:ind w:left="4320" w:hanging="360"/>
+      </w:pPr>
+      <w:rPr>
+        <w:rFonts w:ascii="Wingdings" w:hAnsi="Wingdings" w:cs="Wingdings" w:hint="default"/>
+      </w:rPr>
     </w:lvl>
     <w:lvl w:ilvl="6">
       <w:numFmt w:val="bullet"/>
-      <w:lvlText w:val="•"/>
+      <w:lvlText w:val=""/>
       <w:lvlJc w:val="left"/>
       <w:pPr>
-        <w:ind w:left="5040" w:hanging="480"/>
-      </w:pPr>
+        <w:ind w:left="5040" w:hanging="360"/>
+      </w:pPr>
+      <w:rPr>
+        <w:rFonts w:ascii="Symbol" w:hAnsi="Symbol" w:cs="Symbol" w:hint="default"/>
+      </w:rPr>
     </w:lvl>
     <w:lvl w:ilvl="7">
       <w:numFmt w:val="bullet"/>
-      <w:lvlText w:val="–"/>
+      <w:lvlText w:val="o"/>
       <w:lvlJc w:val="left"/>
       <w:pPr>
-        <w:ind w:left="5760" w:hanging="480"/>
-      </w:pPr>
+        <w:ind w:left="5760" w:hanging="360"/>
+      </w:pPr>
+      <w:rPr>
+        <w:rFonts w:ascii="Courier New" w:hAnsi="Courier New" w:cs="Courier New" w:hint="default"/>
+      </w:rPr>
     </w:lvl>
     <w:lvl w:ilvl="8">
       <w:numFmt w:val="bullet"/>
-      <w:lvlText w:val="•"/>
+      <w:lvlText w:val=""/>
       <w:lvlJc w:val="left"/>
       <w:pPr>
-        <w:ind w:left="6480" w:hanging="480"/>
-      </w:pPr>
+        <w:ind w:left="6480" w:hanging="360"/>
+      </w:pPr>
+      <w:rPr>
+        <w:rFonts w:ascii="Wingdings" w:hAnsi="Wingdings" w:cs="Wingdings" w:hint="default"/>
+      </w:rPr>
     </w:lvl>
   </w:abstractNum>
   <w:abstractNum w:abstractNumId="99411">
@@ -13763,7 +11954,7 @@
       <w:lvlText w:val="%1."/>
       <w:lvlJc w:val="left"/>
       <w:pPr>
-        <w:ind w:left="720" w:hanging="480"/>
+        <w:ind w:left="720" w:hanging="360"/>
       </w:pPr>
     </w:lvl>
     <w:lvl w:ilvl="1">
@@ -13772,7 +11963,7 @@
       <w:lvlText w:val="%2."/>
       <w:lvlJc w:val="left"/>
       <w:pPr>
-        <w:ind w:left="1440" w:hanging="480"/>
+        <w:ind w:left="1440" w:hanging="360"/>
       </w:pPr>
     </w:lvl>
     <w:lvl w:ilvl="2">
@@ -13781,7 +11972,7 @@
       <w:lvlText w:val="%3."/>
       <w:lvlJc w:val="left"/>
       <w:pPr>
-        <w:ind w:left="2160" w:hanging="480"/>
+        <w:ind w:left="2160" w:hanging="360"/>
       </w:pPr>
     </w:lvl>
     <w:lvl w:ilvl="3">
@@ -13790,7 +11981,7 @@
       <w:lvlText w:val="%4."/>
       <w:lvlJc w:val="left"/>
       <w:pPr>
-        <w:ind w:left="2880" w:hanging="480"/>
+        <w:ind w:left="2880" w:hanging="360"/>
       </w:pPr>
     </w:lvl>
     <w:lvl w:ilvl="4">
@@ -13799,7 +11990,7 @@
       <w:lvlText w:val="%5."/>
       <w:lvlJc w:val="left"/>
       <w:pPr>
-        <w:ind w:left="3600" w:hanging="480"/>
+        <w:ind w:left="3600" w:hanging="360"/>
       </w:pPr>
     </w:lvl>
     <w:lvl w:ilvl="5">
@@ -13808,7 +11999,7 @@
       <w:lvlText w:val="%6."/>
       <w:lvlJc w:val="left"/>
       <w:pPr>
-        <w:ind w:left="4320" w:hanging="480"/>
+        <w:ind w:left="4320" w:hanging="360"/>
       </w:pPr>
     </w:lvl>
     <w:lvl w:ilvl="6">
@@ -13817,7 +12008,7 @@
       <w:lvlText w:val="%7."/>
       <w:lvlJc w:val="left"/>
       <w:pPr>
-        <w:ind w:left="5040" w:hanging="480"/>
+        <w:ind w:left="5040" w:hanging="360"/>
       </w:pPr>
     </w:lvl>
     <w:lvl w:ilvl="7">
@@ -13826,7 +12017,7 @@
       <w:lvlText w:val="%8."/>
       <w:lvlJc w:val="left"/>
       <w:pPr>
-        <w:ind w:left="5760" w:hanging="480"/>
+        <w:ind w:left="5760" w:hanging="360"/>
       </w:pPr>
     </w:lvl>
     <w:lvl w:ilvl="8">
@@ -13835,7 +12026,7 @@
       <w:lvlText w:val="%9."/>
       <w:lvlJc w:val="left"/>
       <w:pPr>
-        <w:ind w:left="6480" w:hanging="480"/>
+        <w:ind w:left="6480" w:hanging="360"/>
       </w:pPr>
     </w:lvl>
   </w:abstractNum>
@@ -13848,7 +12039,7 @@
       <w:lvlText w:val="%1."/>
       <w:lvlJc w:val="left"/>
       <w:pPr>
-        <w:ind w:left="720" w:hanging="480"/>
+        <w:ind w:left="720" w:hanging="360"/>
       </w:pPr>
     </w:lvl>
     <w:lvl w:ilvl="1">
@@ -13857,7 +12048,7 @@
       <w:lvlText w:val="%2."/>
       <w:lvlJc w:val="left"/>
       <w:pPr>
-        <w:ind w:left="1440" w:hanging="480"/>
+        <w:ind w:left="1440" w:hanging="360"/>
       </w:pPr>
     </w:lvl>
     <w:lvl w:ilvl="2">
@@ -13866,7 +12057,7 @@
       <w:lvlText w:val="%3."/>
       <w:lvlJc w:val="left"/>
       <w:pPr>
-        <w:ind w:left="2160" w:hanging="480"/>
+        <w:ind w:left="2160" w:hanging="360"/>
       </w:pPr>
     </w:lvl>
     <w:lvl w:ilvl="3">
@@ -13875,7 +12066,7 @@
       <w:lvlText w:val="%4."/>
       <w:lvlJc w:val="left"/>
       <w:pPr>
-        <w:ind w:left="2880" w:hanging="480"/>
+        <w:ind w:left="2880" w:hanging="360"/>
       </w:pPr>
     </w:lvl>
     <w:lvl w:ilvl="4">
@@ -13884,7 +12075,7 @@
       <w:lvlText w:val="%5."/>
       <w:lvlJc w:val="left"/>
       <w:pPr>
-        <w:ind w:left="3600" w:hanging="480"/>
+        <w:ind w:left="3600" w:hanging="360"/>
       </w:pPr>
     </w:lvl>
     <w:lvl w:ilvl="5">
@@ -13893,7 +12084,7 @@
       <w:lvlText w:val="%6."/>
       <w:lvlJc w:val="left"/>
       <w:pPr>
-        <w:ind w:left="4320" w:hanging="480"/>
+        <w:ind w:left="4320" w:hanging="360"/>
       </w:pPr>
     </w:lvl>
     <w:lvl w:ilvl="6">
@@ -13902,7 +12093,7 @@
       <w:lvlText w:val="%7."/>
       <w:lvlJc w:val="left"/>
       <w:pPr>
-        <w:ind w:left="5040" w:hanging="480"/>
+        <w:ind w:left="5040" w:hanging="360"/>
       </w:pPr>
     </w:lvl>
     <w:lvl w:ilvl="7">
@@ -13911,7 +12102,7 @@
       <w:lvlText w:val="%8."/>
       <w:lvlJc w:val="left"/>
       <w:pPr>
-        <w:ind w:left="5760" w:hanging="480"/>
+        <w:ind w:left="5760" w:hanging="360"/>
       </w:pPr>
     </w:lvl>
     <w:lvl w:ilvl="8">
@@ -13920,347 +12111,7 @@
       <w:lvlText w:val="%9."/>
       <w:lvlJc w:val="left"/>
       <w:pPr>
-        <w:ind w:left="6480" w:hanging="480"/>
-      </w:pPr>
-    </w:lvl>
-  </w:abstractNum>
-  <w:abstractNum w:abstractNumId="99418">
-    <w:nsid w:val="00A99418"/>
-    <w:multiLevelType w:val="multilevel"/>
-    <w:lvl w:ilvl="0">
-      <w:start w:val="8"/>
-      <w:numFmt w:val="decimal"/>
-      <w:lvlText w:val="%1."/>
-      <w:lvlJc w:val="left"/>
-      <w:pPr>
-        <w:ind w:left="720" w:hanging="480"/>
-      </w:pPr>
-    </w:lvl>
-    <w:lvl w:ilvl="1">
-      <w:start w:val="8"/>
-      <w:numFmt w:val="decimal"/>
-      <w:lvlText w:val="%2."/>
-      <w:lvlJc w:val="left"/>
-      <w:pPr>
-        <w:ind w:left="1440" w:hanging="480"/>
-      </w:pPr>
-    </w:lvl>
-    <w:lvl w:ilvl="2">
-      <w:start w:val="8"/>
-      <w:numFmt w:val="decimal"/>
-      <w:lvlText w:val="%3."/>
-      <w:lvlJc w:val="left"/>
-      <w:pPr>
-        <w:ind w:left="2160" w:hanging="480"/>
-      </w:pPr>
-    </w:lvl>
-    <w:lvl w:ilvl="3">
-      <w:start w:val="8"/>
-      <w:numFmt w:val="decimal"/>
-      <w:lvlText w:val="%4."/>
-      <w:lvlJc w:val="left"/>
-      <w:pPr>
-        <w:ind w:left="2880" w:hanging="480"/>
-      </w:pPr>
-    </w:lvl>
-    <w:lvl w:ilvl="4">
-      <w:start w:val="8"/>
-      <w:numFmt w:val="decimal"/>
-      <w:lvlText w:val="%5."/>
-      <w:lvlJc w:val="left"/>
-      <w:pPr>
-        <w:ind w:left="3600" w:hanging="480"/>
-      </w:pPr>
-    </w:lvl>
-    <w:lvl w:ilvl="5">
-      <w:start w:val="8"/>
-      <w:numFmt w:val="decimal"/>
-      <w:lvlText w:val="%6."/>
-      <w:lvlJc w:val="left"/>
-      <w:pPr>
-        <w:ind w:left="4320" w:hanging="480"/>
-      </w:pPr>
-    </w:lvl>
-    <w:lvl w:ilvl="6">
-      <w:start w:val="8"/>
-      <w:numFmt w:val="decimal"/>
-      <w:lvlText w:val="%7."/>
-      <w:lvlJc w:val="left"/>
-      <w:pPr>
-        <w:ind w:left="5040" w:hanging="480"/>
-      </w:pPr>
-    </w:lvl>
-    <w:lvl w:ilvl="7">
-      <w:start w:val="8"/>
-      <w:numFmt w:val="decimal"/>
-      <w:lvlText w:val="%8."/>
-      <w:lvlJc w:val="left"/>
-      <w:pPr>
-        <w:ind w:left="5760" w:hanging="480"/>
-      </w:pPr>
-    </w:lvl>
-    <w:lvl w:ilvl="8">
-      <w:start w:val="8"/>
-      <w:numFmt w:val="decimal"/>
-      <w:lvlText w:val="%9."/>
-      <w:lvlJc w:val="left"/>
-      <w:pPr>
-        <w:ind w:left="6480" w:hanging="480"/>
-      </w:pPr>
-    </w:lvl>
-  </w:abstractNum>
-  <w:abstractNum w:abstractNumId="994116">
-    <w:nsid w:val="0A994116"/>
-    <w:multiLevelType w:val="multilevel"/>
-    <w:lvl w:ilvl="0">
-      <w:start w:val="16"/>
-      <w:numFmt w:val="decimal"/>
-      <w:lvlText w:val="%1."/>
-      <w:lvlJc w:val="left"/>
-      <w:pPr>
-        <w:ind w:left="720" w:hanging="480"/>
-      </w:pPr>
-    </w:lvl>
-    <w:lvl w:ilvl="1">
-      <w:start w:val="16"/>
-      <w:numFmt w:val="decimal"/>
-      <w:lvlText w:val="%2."/>
-      <w:lvlJc w:val="left"/>
-      <w:pPr>
-        <w:ind w:left="1440" w:hanging="480"/>
-      </w:pPr>
-    </w:lvl>
-    <w:lvl w:ilvl="2">
-      <w:start w:val="16"/>
-      <w:numFmt w:val="decimal"/>
-      <w:lvlText w:val="%3."/>
-      <w:lvlJc w:val="left"/>
-      <w:pPr>
-        <w:ind w:left="2160" w:hanging="480"/>
-      </w:pPr>
-    </w:lvl>
-    <w:lvl w:ilvl="3">
-      <w:start w:val="16"/>
-      <w:numFmt w:val="decimal"/>
-      <w:lvlText w:val="%4."/>
-      <w:lvlJc w:val="left"/>
-      <w:pPr>
-        <w:ind w:left="2880" w:hanging="480"/>
-      </w:pPr>
-    </w:lvl>
-    <w:lvl w:ilvl="4">
-      <w:start w:val="16"/>
-      <w:numFmt w:val="decimal"/>
-      <w:lvlText w:val="%5."/>
-      <w:lvlJc w:val="left"/>
-      <w:pPr>
-        <w:ind w:left="3600" w:hanging="480"/>
-      </w:pPr>
-    </w:lvl>
-    <w:lvl w:ilvl="5">
-      <w:start w:val="16"/>
-      <w:numFmt w:val="decimal"/>
-      <w:lvlText w:val="%6."/>
-      <w:lvlJc w:val="left"/>
-      <w:pPr>
-        <w:ind w:left="4320" w:hanging="480"/>
-      </w:pPr>
-    </w:lvl>
-    <w:lvl w:ilvl="6">
-      <w:start w:val="16"/>
-      <w:numFmt w:val="decimal"/>
-      <w:lvlText w:val="%7."/>
-      <w:lvlJc w:val="left"/>
-      <w:pPr>
-        <w:ind w:left="5040" w:hanging="480"/>
-      </w:pPr>
-    </w:lvl>
-    <w:lvl w:ilvl="7">
-      <w:start w:val="16"/>
-      <w:numFmt w:val="decimal"/>
-      <w:lvlText w:val="%8."/>
-      <w:lvlJc w:val="left"/>
-      <w:pPr>
-        <w:ind w:left="5760" w:hanging="480"/>
-      </w:pPr>
-    </w:lvl>
-    <w:lvl w:ilvl="8">
-      <w:start w:val="16"/>
-      <w:numFmt w:val="decimal"/>
-      <w:lvlText w:val="%9."/>
-      <w:lvlJc w:val="left"/>
-      <w:pPr>
-        <w:ind w:left="6480" w:hanging="480"/>
-      </w:pPr>
-    </w:lvl>
-  </w:abstractNum>
-  <w:abstractNum w:abstractNumId="994122">
-    <w:nsid w:val="0A994122"/>
-    <w:multiLevelType w:val="multilevel"/>
-    <w:lvl w:ilvl="0">
-      <w:start w:val="22"/>
-      <w:numFmt w:val="decimal"/>
-      <w:lvlText w:val="%1."/>
-      <w:lvlJc w:val="left"/>
-      <w:pPr>
-        <w:ind w:left="720" w:hanging="480"/>
-      </w:pPr>
-    </w:lvl>
-    <w:lvl w:ilvl="1">
-      <w:start w:val="22"/>
-      <w:numFmt w:val="decimal"/>
-      <w:lvlText w:val="%2."/>
-      <w:lvlJc w:val="left"/>
-      <w:pPr>
-        <w:ind w:left="1440" w:hanging="480"/>
-      </w:pPr>
-    </w:lvl>
-    <w:lvl w:ilvl="2">
-      <w:start w:val="22"/>
-      <w:numFmt w:val="decimal"/>
-      <w:lvlText w:val="%3."/>
-      <w:lvlJc w:val="left"/>
-      <w:pPr>
-        <w:ind w:left="2160" w:hanging="480"/>
-      </w:pPr>
-    </w:lvl>
-    <w:lvl w:ilvl="3">
-      <w:start w:val="22"/>
-      <w:numFmt w:val="decimal"/>
-      <w:lvlText w:val="%4."/>
-      <w:lvlJc w:val="left"/>
-      <w:pPr>
-        <w:ind w:left="2880" w:hanging="480"/>
-      </w:pPr>
-    </w:lvl>
-    <w:lvl w:ilvl="4">
-      <w:start w:val="22"/>
-      <w:numFmt w:val="decimal"/>
-      <w:lvlText w:val="%5."/>
-      <w:lvlJc w:val="left"/>
-      <w:pPr>
-        <w:ind w:left="3600" w:hanging="480"/>
-      </w:pPr>
-    </w:lvl>
-    <w:lvl w:ilvl="5">
-      <w:start w:val="22"/>
-      <w:numFmt w:val="decimal"/>
-      <w:lvlText w:val="%6."/>
-      <w:lvlJc w:val="left"/>
-      <w:pPr>
-        <w:ind w:left="4320" w:hanging="480"/>
-      </w:pPr>
-    </w:lvl>
-    <w:lvl w:ilvl="6">
-      <w:start w:val="22"/>
-      <w:numFmt w:val="decimal"/>
-      <w:lvlText w:val="%7."/>
-      <w:lvlJc w:val="left"/>
-      <w:pPr>
-        <w:ind w:left="5040" w:hanging="480"/>
-      </w:pPr>
-    </w:lvl>
-    <w:lvl w:ilvl="7">
-      <w:start w:val="22"/>
-      <w:numFmt w:val="decimal"/>
-      <w:lvlText w:val="%8."/>
-      <w:lvlJc w:val="left"/>
-      <w:pPr>
-        <w:ind w:left="5760" w:hanging="480"/>
-      </w:pPr>
-    </w:lvl>
-    <w:lvl w:ilvl="8">
-      <w:start w:val="22"/>
-      <w:numFmt w:val="decimal"/>
-      <w:lvlText w:val="%9."/>
-      <w:lvlJc w:val="left"/>
-      <w:pPr>
-        <w:ind w:left="6480" w:hanging="480"/>
-      </w:pPr>
-    </w:lvl>
-  </w:abstractNum>
-  <w:abstractNum w:abstractNumId="994127">
-    <w:nsid w:val="0A994127"/>
-    <w:multiLevelType w:val="multilevel"/>
-    <w:lvl w:ilvl="0">
-      <w:start w:val="27"/>
-      <w:numFmt w:val="decimal"/>
-      <w:lvlText w:val="%1."/>
-      <w:lvlJc w:val="left"/>
-      <w:pPr>
-        <w:ind w:left="720" w:hanging="480"/>
-      </w:pPr>
-    </w:lvl>
-    <w:lvl w:ilvl="1">
-      <w:start w:val="27"/>
-      <w:numFmt w:val="decimal"/>
-      <w:lvlText w:val="%2."/>
-      <w:lvlJc w:val="left"/>
-      <w:pPr>
-        <w:ind w:left="1440" w:hanging="480"/>
-      </w:pPr>
-    </w:lvl>
-    <w:lvl w:ilvl="2">
-      <w:start w:val="27"/>
-      <w:numFmt w:val="decimal"/>
-      <w:lvlText w:val="%3."/>
-      <w:lvlJc w:val="left"/>
-      <w:pPr>
-        <w:ind w:left="2160" w:hanging="480"/>
-      </w:pPr>
-    </w:lvl>
-    <w:lvl w:ilvl="3">
-      <w:start w:val="27"/>
-      <w:numFmt w:val="decimal"/>
-      <w:lvlText w:val="%4."/>
-      <w:lvlJc w:val="left"/>
-      <w:pPr>
-        <w:ind w:left="2880" w:hanging="480"/>
-      </w:pPr>
-    </w:lvl>
-    <w:lvl w:ilvl="4">
-      <w:start w:val="27"/>
-      <w:numFmt w:val="decimal"/>
-      <w:lvlText w:val="%5."/>
-      <w:lvlJc w:val="left"/>
-      <w:pPr>
-        <w:ind w:left="3600" w:hanging="480"/>
-      </w:pPr>
-    </w:lvl>
-    <w:lvl w:ilvl="5">
-      <w:start w:val="27"/>
-      <w:numFmt w:val="decimal"/>
-      <w:lvlText w:val="%6."/>
-      <w:lvlJc w:val="left"/>
-      <w:pPr>
-        <w:ind w:left="4320" w:hanging="480"/>
-      </w:pPr>
-    </w:lvl>
-    <w:lvl w:ilvl="6">
-      <w:start w:val="27"/>
-      <w:numFmt w:val="decimal"/>
-      <w:lvlText w:val="%7."/>
-      <w:lvlJc w:val="left"/>
-      <w:pPr>
-        <w:ind w:left="5040" w:hanging="480"/>
-      </w:pPr>
-    </w:lvl>
-    <w:lvl w:ilvl="7">
-      <w:start w:val="27"/>
-      <w:numFmt w:val="decimal"/>
-      <w:lvlText w:val="%8."/>
-      <w:lvlJc w:val="left"/>
-      <w:pPr>
-        <w:ind w:left="5760" w:hanging="480"/>
-      </w:pPr>
-    </w:lvl>
-    <w:lvl w:ilvl="8">
-      <w:start w:val="27"/>
-      <w:numFmt w:val="decimal"/>
-      <w:lvlText w:val="%9."/>
-      <w:lvlJc w:val="left"/>
-      <w:pPr>
-        <w:ind w:left="6480" w:hanging="480"/>
+        <w:ind w:left="6480" w:hanging="360"/>
       </w:pPr>
     </w:lvl>
   </w:abstractNum>
@@ -14343,123 +12194,123 @@
     </w:lvlOverride>
   </w:num>
   <w:num w:numId="1008">
-    <w:abstractNumId w:val="99418"/>
+    <w:abstractNumId w:val="99411"/>
     <w:lvlOverride w:ilvl="0">
-      <w:startOverride w:val="8"/>
+      <w:startOverride w:val="1"/>
     </w:lvlOverride>
     <w:lvlOverride w:ilvl="1">
-      <w:startOverride w:val="8"/>
+      <w:startOverride w:val="1"/>
     </w:lvlOverride>
     <w:lvlOverride w:ilvl="2">
-      <w:startOverride w:val="8"/>
+      <w:startOverride w:val="1"/>
     </w:lvlOverride>
     <w:lvlOverride w:ilvl="3">
-      <w:startOverride w:val="8"/>
+      <w:startOverride w:val="1"/>
     </w:lvlOverride>
     <w:lvlOverride w:ilvl="4">
-      <w:startOverride w:val="8"/>
+      <w:startOverride w:val="1"/>
     </w:lvlOverride>
     <w:lvlOverride w:ilvl="5">
-      <w:startOverride w:val="8"/>
+      <w:startOverride w:val="1"/>
     </w:lvlOverride>
     <w:lvlOverride w:ilvl="6">
-      <w:startOverride w:val="8"/>
+      <w:startOverride w:val="1"/>
     </w:lvlOverride>
     <w:lvlOverride w:ilvl="7">
-      <w:startOverride w:val="8"/>
+      <w:startOverride w:val="1"/>
     </w:lvlOverride>
     <w:lvlOverride w:ilvl="8">
-      <w:startOverride w:val="8"/>
+      <w:startOverride w:val="1"/>
     </w:lvlOverride>
   </w:num>
   <w:num w:numId="1009">
-    <w:abstractNumId w:val="994116"/>
+    <w:abstractNumId w:val="99411"/>
     <w:lvlOverride w:ilvl="0">
-      <w:startOverride w:val="16"/>
+      <w:startOverride w:val="1"/>
     </w:lvlOverride>
     <w:lvlOverride w:ilvl="1">
-      <w:startOverride w:val="16"/>
+      <w:startOverride w:val="1"/>
     </w:lvlOverride>
     <w:lvlOverride w:ilvl="2">
-      <w:startOverride w:val="16"/>
+      <w:startOverride w:val="1"/>
     </w:lvlOverride>
     <w:lvlOverride w:ilvl="3">
-      <w:startOverride w:val="16"/>
+      <w:startOverride w:val="1"/>
     </w:lvlOverride>
     <w:lvlOverride w:ilvl="4">
-      <w:startOverride w:val="16"/>
+      <w:startOverride w:val="1"/>
     </w:lvlOverride>
     <w:lvlOverride w:ilvl="5">
-      <w:startOverride w:val="16"/>
+      <w:startOverride w:val="1"/>
     </w:lvlOverride>
     <w:lvlOverride w:ilvl="6">
-      <w:startOverride w:val="16"/>
+      <w:startOverride w:val="1"/>
     </w:lvlOverride>
     <w:lvlOverride w:ilvl="7">
-      <w:startOverride w:val="16"/>
+      <w:startOverride w:val="1"/>
     </w:lvlOverride>
     <w:lvlOverride w:ilvl="8">
-      <w:startOverride w:val="16"/>
+      <w:startOverride w:val="1"/>
     </w:lvlOverride>
   </w:num>
   <w:num w:numId="1010">
-    <w:abstractNumId w:val="994122"/>
+    <w:abstractNumId w:val="99411"/>
     <w:lvlOverride w:ilvl="0">
-      <w:startOverride w:val="22"/>
+      <w:startOverride w:val="1"/>
     </w:lvlOverride>
     <w:lvlOverride w:ilvl="1">
-      <w:startOverride w:val="22"/>
+      <w:startOverride w:val="1"/>
     </w:lvlOverride>
     <w:lvlOverride w:ilvl="2">
-      <w:startOverride w:val="22"/>
+      <w:startOverride w:val="1"/>
     </w:lvlOverride>
     <w:lvlOverride w:ilvl="3">
-      <w:startOverride w:val="22"/>
+      <w:startOverride w:val="1"/>
     </w:lvlOverride>
     <w:lvlOverride w:ilvl="4">
-      <w:startOverride w:val="22"/>
+      <w:startOverride w:val="1"/>
     </w:lvlOverride>
     <w:lvlOverride w:ilvl="5">
-      <w:startOverride w:val="22"/>
+      <w:startOverride w:val="1"/>
     </w:lvlOverride>
     <w:lvlOverride w:ilvl="6">
-      <w:startOverride w:val="22"/>
+      <w:startOverride w:val="1"/>
     </w:lvlOverride>
     <w:lvlOverride w:ilvl="7">
-      <w:startOverride w:val="22"/>
+      <w:startOverride w:val="1"/>
     </w:lvlOverride>
     <w:lvlOverride w:ilvl="8">
-      <w:startOverride w:val="22"/>
+      <w:startOverride w:val="1"/>
     </w:lvlOverride>
   </w:num>
   <w:num w:numId="1011">
-    <w:abstractNumId w:val="994127"/>
+    <w:abstractNumId w:val="99411"/>
     <w:lvlOverride w:ilvl="0">
-      <w:startOverride w:val="27"/>
+      <w:startOverride w:val="1"/>
     </w:lvlOverride>
     <w:lvlOverride w:ilvl="1">
-      <w:startOverride w:val="27"/>
+      <w:startOverride w:val="1"/>
     </w:lvlOverride>
     <w:lvlOverride w:ilvl="2">
-      <w:startOverride w:val="27"/>
+      <w:startOverride w:val="1"/>
     </w:lvlOverride>
     <w:lvlOverride w:ilvl="3">
-      <w:startOverride w:val="27"/>
+      <w:startOverride w:val="1"/>
     </w:lvlOverride>
     <w:lvlOverride w:ilvl="4">
-      <w:startOverride w:val="27"/>
+      <w:startOverride w:val="1"/>
     </w:lvlOverride>
     <w:lvlOverride w:ilvl="5">
-      <w:startOverride w:val="27"/>
+      <w:startOverride w:val="1"/>
     </w:lvlOverride>
     <w:lvlOverride w:ilvl="6">
-      <w:startOverride w:val="27"/>
+      <w:startOverride w:val="1"/>
     </w:lvlOverride>
     <w:lvlOverride w:ilvl="7">
-      <w:startOverride w:val="27"/>
+      <w:startOverride w:val="1"/>
     </w:lvlOverride>
     <w:lvlOverride w:ilvl="8">
-      <w:startOverride w:val="27"/>
+      <w:startOverride w:val="1"/>
     </w:lvlOverride>
   </w:num>
 </w:numbering>
@@ -14514,57 +12365,94 @@
     <w:name w:val="Title"/>
     <w:basedOn w:val="Normal"/>
     <w:next w:val="BodyText"/>
+    <w:link w:val="TitleChar"/>
+    <w:uiPriority w:val="10"/>
     <w:qFormat/>
+    <w:rsid w:val="00A10FD9"/>
     <w:pPr>
-      <w:keepNext/>
-      <w:keepLines/>
-      <w:spacing w:after="240" w:before="480"/>
+      <w:spacing w:after="80" w:line="240" w:lineRule="auto"/>
+      <w:contextualSpacing/>
       <w:jc w:val="center"/>
     </w:pPr>
     <w:rPr>
       <w:rFonts w:asciiTheme="majorHAnsi" w:cstheme="majorBidi" w:eastAsiaTheme="majorEastAsia" w:hAnsiTheme="majorHAnsi"/>
-      <w:b/>
-      <w:bCs/>
-      <w:color w:themeColor="accent1" w:themeShade="B5" w:val="345A8A"/>
-      <w:sz w:val="36"/>
-      <w:szCs w:val="36"/>
+      <w:sz w:val="56"/>
+      <w:szCs w:val="56"/>
+    </w:rPr>
+  </w:style>
+  <w:style w:customStyle="1" w:styleId="TitleChar" w:type="character">
+    <w:name w:val="Title Char"/>
+    <w:basedOn w:val="DefaultParagraphFont"/>
+    <w:link w:val="Title"/>
+    <w:uiPriority w:val="10"/>
+    <w:rsid w:val="00A10FD9"/>
+    <w:rPr>
+      <w:rFonts w:asciiTheme="majorHAnsi" w:cstheme="majorBidi" w:eastAsiaTheme="majorEastAsia" w:hAnsiTheme="majorHAnsi"/>
+      <w:sz w:val="56"/>
+      <w:szCs w:val="56"/>
     </w:rPr>
   </w:style>
   <w:style w:styleId="Subtitle" w:type="paragraph">
     <w:name w:val="Subtitle"/>
     <w:basedOn w:val="Title"/>
     <w:next w:val="BodyText"/>
+    <w:link w:val="SubtitleChar"/>
+    <w:uiPriority w:val="11"/>
     <w:qFormat/>
+    <w:rsid w:val="00A10FD9"/>
     <w:pPr>
-      <w:keepNext/>
-      <w:keepLines/>
-      <w:spacing w:after="240" w:before="240"/>
-      <w:jc w:val="center"/>
+      <w:numPr>
+        <w:ilvl w:val="1"/>
+      </w:numPr>
     </w:pPr>
     <w:rPr>
-      <w:sz w:val="30"/>
-      <w:szCs w:val="30"/>
+      <w:rFonts w:cstheme="majorBidi" w:eastAsiaTheme="majorEastAsia"/>
+      <w:spacing w:val="15"/>
+      <w:sz w:val="28"/>
+      <w:szCs w:val="28"/>
+    </w:rPr>
+  </w:style>
+  <w:style w:customStyle="1" w:styleId="SubtitleChar" w:type="character">
+    <w:name w:val="Subtitle Char"/>
+    <w:basedOn w:val="DefaultParagraphFont"/>
+    <w:link w:val="Subtitle"/>
+    <w:uiPriority w:val="11"/>
+    <w:rsid w:val="00A10FD9"/>
+    <w:rPr>
+      <w:rFonts w:cstheme="majorBidi" w:eastAsiaTheme="majorEastAsia"/>
+      <w:color w:themeColor="text1" w:themeTint="A6" w:val="595959"/>
+      <w:spacing w:val="15"/>
+      <w:sz w:val="28"/>
+      <w:szCs w:val="28"/>
     </w:rPr>
   </w:style>
   <w:style w:customStyle="1" w:styleId="Author" w:type="paragraph">
     <w:name w:val="Author"/>
+    <w:basedOn w:val="Title"/>
     <w:next w:val="BodyText"/>
     <w:qFormat/>
     <w:pPr>
       <w:keepNext/>
       <w:keepLines/>
-      <w:jc w:val="center"/>
     </w:pPr>
+    <w:rPr>
+      <w:sz w:val="24"/>
+      <w:szCs w:val="24"/>
+    </w:rPr>
   </w:style>
   <w:style w:styleId="Date" w:type="paragraph">
     <w:name w:val="Date"/>
+    <w:basedOn w:val="Title"/>
     <w:next w:val="BodyText"/>
     <w:qFormat/>
     <w:pPr>
       <w:keepNext/>
       <w:keepLines/>
-      <w:jc w:val="center"/>
     </w:pPr>
+    <w:rPr>
+      <w:sz w:val="24"/>
+      <w:szCs w:val="24"/>
+    </w:rPr>
   </w:style>
   <w:style w:customStyle="1" w:styleId="AbstractTitle" w:type="paragraph">
     <w:name w:val="Abstract Title"/>
@@ -14579,7 +12467,6 @@
     </w:pPr>
     <w:rPr>
       <w:b/>
-      <w:color w:val="345A8A"/>
       <w:sz w:val="20"/>
       <w:szCs w:val="20"/>
     </w:rPr>
@@ -14608,191 +12495,321 @@
     <w:rPr/>
   </w:style>
   <w:style w:styleId="Heading1" w:type="paragraph">
-    <w:name w:val="Heading 1"/>
+    <w:name w:val="heading 1"/>
     <w:basedOn w:val="Normal"/>
     <w:next w:val="BodyText"/>
+    <w:link w:val="Heading1Char"/>
     <w:uiPriority w:val="9"/>
     <w:qFormat/>
+    <w:rsid w:val="00A10FD9"/>
     <w:pPr>
       <w:keepNext/>
       <w:keepLines/>
-      <w:spacing w:after="0" w:before="480"/>
+      <w:spacing w:after="80" w:before="360"/>
       <w:outlineLvl w:val="0"/>
     </w:pPr>
     <w:rPr>
       <w:rFonts w:asciiTheme="majorHAnsi" w:cstheme="majorBidi" w:eastAsiaTheme="majorEastAsia" w:hAnsiTheme="majorHAnsi"/>
-      <w:b/>
-      <w:bCs/>
-      <w:color w:themeColor="accent1" w:val="4F81BD"/>
+      <w:color w:themeColor="accent1" w:themeShade="BF" w:val="0F4761"/>
+      <w:sz w:val="40"/>
+      <w:szCs w:val="40"/>
+    </w:rPr>
+  </w:style>
+  <w:style w:styleId="Heading2" w:type="paragraph">
+    <w:name w:val="heading 2"/>
+    <w:basedOn w:val="Normal"/>
+    <w:next w:val="BodyText"/>
+    <w:link w:val="Heading2Char"/>
+    <w:uiPriority w:val="9"/>
+    <w:semiHidden/>
+    <w:unhideWhenUsed/>
+    <w:qFormat/>
+    <w:rsid w:val="00A10FD9"/>
+    <w:pPr>
+      <w:keepNext/>
+      <w:keepLines/>
+      <w:spacing w:after="80" w:before="160"/>
+      <w:outlineLvl w:val="1"/>
+    </w:pPr>
+    <w:rPr>
+      <w:rFonts w:asciiTheme="majorHAnsi" w:cstheme="majorBidi" w:eastAsiaTheme="majorEastAsia" w:hAnsiTheme="majorHAnsi"/>
+      <w:color w:themeColor="accent1" w:themeShade="BF" w:val="0F4761"/>
       <w:sz w:val="32"/>
       <w:szCs w:val="32"/>
     </w:rPr>
   </w:style>
-  <w:style w:styleId="Heading2" w:type="paragraph">
-    <w:name w:val="Heading 2"/>
+  <w:style w:styleId="Heading3" w:type="paragraph">
+    <w:name w:val="heading 3"/>
     <w:basedOn w:val="Normal"/>
     <w:next w:val="BodyText"/>
+    <w:link w:val="Heading3Char"/>
     <w:uiPriority w:val="9"/>
+    <w:semiHidden/>
     <w:unhideWhenUsed/>
     <w:qFormat/>
+    <w:rsid w:val="00A10FD9"/>
     <w:pPr>
       <w:keepNext/>
       <w:keepLines/>
-      <w:spacing w:after="0" w:before="200"/>
-      <w:outlineLvl w:val="1"/>
+      <w:spacing w:after="80" w:before="160"/>
+      <w:outlineLvl w:val="2"/>
     </w:pPr>
     <w:rPr>
-      <w:rFonts w:asciiTheme="majorHAnsi" w:cstheme="majorBidi" w:eastAsiaTheme="majorEastAsia" w:hAnsiTheme="majorHAnsi"/>
-      <w:b/>
-      <w:bCs/>
-      <w:color w:themeColor="accent1" w:val="4F81BD"/>
+      <w:rFonts w:cstheme="majorBidi" w:eastAsiaTheme="majorEastAsia"/>
+      <w:color w:themeColor="accent1" w:themeShade="BF" w:val="0F4761"/>
       <w:sz w:val="28"/>
       <w:szCs w:val="28"/>
     </w:rPr>
   </w:style>
-  <w:style w:styleId="Heading3" w:type="paragraph">
-    <w:name w:val="Heading 3"/>
+  <w:style w:styleId="Heading4" w:type="paragraph">
+    <w:name w:val="heading 4"/>
     <w:basedOn w:val="Normal"/>
     <w:next w:val="BodyText"/>
+    <w:link w:val="Heading4Char"/>
     <w:uiPriority w:val="9"/>
+    <w:semiHidden/>
     <w:unhideWhenUsed/>
     <w:qFormat/>
+    <w:rsid w:val="00A10FD9"/>
     <w:pPr>
       <w:keepNext/>
       <w:keepLines/>
-      <w:spacing w:after="0" w:before="200"/>
-      <w:outlineLvl w:val="2"/>
+      <w:spacing w:after="40" w:before="80"/>
+      <w:outlineLvl w:val="3"/>
     </w:pPr>
     <w:rPr>
-      <w:rFonts w:asciiTheme="majorHAnsi" w:cstheme="majorBidi" w:eastAsiaTheme="majorEastAsia" w:hAnsiTheme="majorHAnsi"/>
-      <w:b/>
-      <w:bCs/>
-      <w:color w:themeColor="accent1" w:val="4F81BD"/>
-      <w:sz w:val="24"/>
-      <w:szCs w:val="24"/>
+      <w:rFonts w:cstheme="majorBidi" w:eastAsiaTheme="majorEastAsia"/>
+      <w:i/>
+      <w:iCs/>
+      <w:color w:themeColor="accent1" w:themeShade="BF" w:val="0F4761"/>
     </w:rPr>
   </w:style>
-  <w:style w:styleId="Heading4" w:type="paragraph">
-    <w:name w:val="Heading 4"/>
+  <w:style w:styleId="Heading5" w:type="paragraph">
+    <w:name w:val="heading 5"/>
     <w:basedOn w:val="Normal"/>
     <w:next w:val="BodyText"/>
+    <w:link w:val="Heading5Char"/>
     <w:uiPriority w:val="9"/>
+    <w:semiHidden/>
     <w:unhideWhenUsed/>
     <w:qFormat/>
+    <w:rsid w:val="00A10FD9"/>
     <w:pPr>
       <w:keepNext/>
       <w:keepLines/>
-      <w:spacing w:after="0" w:before="200"/>
-      <w:outlineLvl w:val="3"/>
+      <w:spacing w:after="40" w:before="80"/>
+      <w:outlineLvl w:val="4"/>
     </w:pPr>
     <w:rPr>
-      <w:rFonts w:asciiTheme="majorHAnsi" w:cstheme="majorBidi" w:eastAsiaTheme="majorEastAsia" w:hAnsiTheme="majorHAnsi"/>
-      <w:bCs/>
-      <w:i/>
-      <w:color w:themeColor="accent1" w:val="4F81BD"/>
-      <w:sz w:val="24"/>
-      <w:szCs w:val="24"/>
+      <w:rFonts w:cstheme="majorBidi" w:eastAsiaTheme="majorEastAsia"/>
+      <w:color w:themeColor="accent1" w:themeShade="BF" w:val="0F4761"/>
     </w:rPr>
   </w:style>
-  <w:style w:styleId="Heading5" w:type="paragraph">
-    <w:name w:val="Heading 5"/>
+  <w:style w:styleId="Heading6" w:type="paragraph">
+    <w:name w:val="heading 6"/>
     <w:basedOn w:val="Normal"/>
     <w:next w:val="BodyText"/>
+    <w:link w:val="Heading6Char"/>
     <w:uiPriority w:val="9"/>
+    <w:semiHidden/>
     <w:unhideWhenUsed/>
     <w:qFormat/>
+    <w:rsid w:val="00A10FD9"/>
     <w:pPr>
       <w:keepNext/>
       <w:keepLines/>
-      <w:spacing w:after="0" w:before="200"/>
-      <w:outlineLvl w:val="4"/>
+      <w:spacing w:after="0" w:before="40"/>
+      <w:outlineLvl w:val="5"/>
     </w:pPr>
     <w:rPr>
-      <w:rFonts w:asciiTheme="majorHAnsi" w:cstheme="majorBidi" w:eastAsiaTheme="majorEastAsia" w:hAnsiTheme="majorHAnsi"/>
+      <w:rFonts w:cstheme="majorBidi" w:eastAsiaTheme="majorEastAsia"/>
+      <w:i/>
       <w:iCs/>
-      <w:color w:themeColor="accent1" w:val="4F81BD"/>
-      <w:sz w:val="24"/>
-      <w:szCs w:val="24"/>
+      <w:color w:themeColor="text1" w:themeTint="A6" w:val="595959"/>
     </w:rPr>
   </w:style>
-  <w:style w:styleId="Heading6" w:type="paragraph">
-    <w:name w:val="Heading 6"/>
+  <w:style w:styleId="Heading7" w:type="paragraph">
+    <w:name w:val="heading 7"/>
     <w:basedOn w:val="Normal"/>
     <w:next w:val="BodyText"/>
+    <w:link w:val="Heading7Char"/>
     <w:uiPriority w:val="9"/>
+    <w:semiHidden/>
     <w:unhideWhenUsed/>
     <w:qFormat/>
+    <w:rsid w:val="00A10FD9"/>
     <w:pPr>
       <w:keepNext/>
       <w:keepLines/>
-      <w:spacing w:after="0" w:before="200"/>
-      <w:outlineLvl w:val="5"/>
+      <w:spacing w:after="0" w:before="40"/>
+      <w:outlineLvl w:val="6"/>
     </w:pPr>
     <w:rPr>
-      <w:rFonts w:asciiTheme="majorHAnsi" w:cstheme="majorBidi" w:eastAsiaTheme="majorEastAsia" w:hAnsiTheme="majorHAnsi"/>
-      <w:color w:themeColor="accent1" w:val="4F81BD"/>
-      <w:sz w:val="24"/>
-      <w:szCs w:val="24"/>
+      <w:rFonts w:cstheme="majorBidi" w:eastAsiaTheme="majorEastAsia"/>
+      <w:color w:themeColor="text1" w:themeTint="A6" w:val="595959"/>
     </w:rPr>
   </w:style>
-  <w:style w:styleId="Heading7" w:type="paragraph">
-    <w:name w:val="Heading 7"/>
+  <w:style w:styleId="Heading8" w:type="paragraph">
+    <w:name w:val="heading 8"/>
     <w:basedOn w:val="Normal"/>
     <w:next w:val="BodyText"/>
+    <w:link w:val="Heading8Char"/>
     <w:uiPriority w:val="9"/>
+    <w:semiHidden/>
     <w:unhideWhenUsed/>
     <w:qFormat/>
+    <w:rsid w:val="00A10FD9"/>
     <w:pPr>
       <w:keepNext/>
       <w:keepLines/>
-      <w:spacing w:after="0" w:before="200"/>
-      <w:outlineLvl w:val="6"/>
+      <w:spacing w:after="0"/>
+      <w:outlineLvl w:val="7"/>
     </w:pPr>
     <w:rPr>
-      <w:rFonts w:asciiTheme="majorHAnsi" w:cstheme="majorBidi" w:eastAsiaTheme="majorEastAsia" w:hAnsiTheme="majorHAnsi"/>
-      <w:color w:themeColor="accent1" w:val="4F81BD"/>
-      <w:sz w:val="24"/>
-      <w:szCs w:val="24"/>
+      <w:rFonts w:cstheme="majorBidi" w:eastAsiaTheme="majorEastAsia"/>
+      <w:i/>
+      <w:iCs/>
+      <w:color w:themeColor="text1" w:themeTint="D8" w:val="272727"/>
     </w:rPr>
   </w:style>
-  <w:style w:styleId="Heading8" w:type="paragraph">
-    <w:name w:val="Heading 8"/>
+  <w:style w:styleId="Heading9" w:type="paragraph">
+    <w:name w:val="heading 9"/>
     <w:basedOn w:val="Normal"/>
     <w:next w:val="BodyText"/>
+    <w:link w:val="Heading9Char"/>
     <w:uiPriority w:val="9"/>
+    <w:semiHidden/>
     <w:unhideWhenUsed/>
     <w:qFormat/>
+    <w:rsid w:val="00A10FD9"/>
     <w:pPr>
       <w:keepNext/>
       <w:keepLines/>
-      <w:spacing w:after="0" w:before="200"/>
-      <w:outlineLvl w:val="7"/>
-    </w:pPr>
-    <w:rPr>
-      <w:rFonts w:asciiTheme="majorHAnsi" w:cstheme="majorBidi" w:eastAsiaTheme="majorEastAsia" w:hAnsiTheme="majorHAnsi"/>
-      <w:color w:themeColor="accent1" w:val="4F81BD"/>
-      <w:sz w:val="24"/>
-      <w:szCs w:val="24"/>
-    </w:rPr>
-  </w:style>
-  <w:style w:styleId="Heading9" w:type="paragraph">
-    <w:name w:val="Heading 9"/>
-    <w:basedOn w:val="Normal"/>
-    <w:next w:val="BodyText"/>
-    <w:uiPriority w:val="9"/>
-    <w:unhideWhenUsed/>
-    <w:qFormat/>
-    <w:pPr>
-      <w:keepNext/>
-      <w:keepLines/>
-      <w:spacing w:after="0" w:before="200"/>
+      <w:spacing w:after="0"/>
       <w:outlineLvl w:val="8"/>
     </w:pPr>
     <w:rPr>
+      <w:rFonts w:cstheme="majorBidi" w:eastAsiaTheme="majorEastAsia"/>
+      <w:color w:themeColor="text1" w:themeTint="D8" w:val="272727"/>
+    </w:rPr>
+  </w:style>
+  <w:style w:customStyle="1" w:styleId="Heading1Char" w:type="character">
+    <w:name w:val="Heading 1 Char"/>
+    <w:basedOn w:val="DefaultParagraphFont"/>
+    <w:link w:val="Heading1"/>
+    <w:uiPriority w:val="9"/>
+    <w:rsid w:val="00A10FD9"/>
+    <w:rPr>
       <w:rFonts w:asciiTheme="majorHAnsi" w:cstheme="majorBidi" w:eastAsiaTheme="majorEastAsia" w:hAnsiTheme="majorHAnsi"/>
-      <w:color w:themeColor="accent1" w:val="4F81BD"/>
-      <w:sz w:val="24"/>
-      <w:szCs w:val="24"/>
+      <w:color w:themeColor="accent1" w:themeShade="BF" w:val="0F4761"/>
+      <w:sz w:val="40"/>
+      <w:szCs w:val="40"/>
+    </w:rPr>
+  </w:style>
+  <w:style w:customStyle="1" w:styleId="Heading2Char" w:type="character">
+    <w:name w:val="Heading 2 Char"/>
+    <w:basedOn w:val="DefaultParagraphFont"/>
+    <w:link w:val="Heading2"/>
+    <w:uiPriority w:val="9"/>
+    <w:semiHidden/>
+    <w:rsid w:val="00A10FD9"/>
+    <w:rPr>
+      <w:rFonts w:asciiTheme="majorHAnsi" w:cstheme="majorBidi" w:eastAsiaTheme="majorEastAsia" w:hAnsiTheme="majorHAnsi"/>
+      <w:color w:themeColor="accent1" w:themeShade="BF" w:val="0F4761"/>
+      <w:sz w:val="32"/>
+      <w:szCs w:val="32"/>
+    </w:rPr>
+  </w:style>
+  <w:style w:customStyle="1" w:styleId="Heading3Char" w:type="character">
+    <w:name w:val="Heading 3 Char"/>
+    <w:basedOn w:val="DefaultParagraphFont"/>
+    <w:link w:val="Heading3"/>
+    <w:uiPriority w:val="9"/>
+    <w:semiHidden/>
+    <w:rsid w:val="00A10FD9"/>
+    <w:rPr>
+      <w:rFonts w:cstheme="majorBidi" w:eastAsiaTheme="majorEastAsia"/>
+      <w:color w:themeColor="accent1" w:themeShade="BF" w:val="0F4761"/>
+      <w:sz w:val="28"/>
+      <w:szCs w:val="28"/>
+    </w:rPr>
+  </w:style>
+  <w:style w:customStyle="1" w:styleId="Heading4Char" w:type="character">
+    <w:name w:val="Heading 4 Char"/>
+    <w:basedOn w:val="DefaultParagraphFont"/>
+    <w:link w:val="Heading4"/>
+    <w:uiPriority w:val="9"/>
+    <w:semiHidden/>
+    <w:rsid w:val="00A10FD9"/>
+    <w:rPr>
+      <w:rFonts w:cstheme="majorBidi" w:eastAsiaTheme="majorEastAsia"/>
+      <w:i/>
+      <w:iCs/>
+      <w:color w:themeColor="accent1" w:themeShade="BF" w:val="0F4761"/>
+    </w:rPr>
+  </w:style>
+  <w:style w:customStyle="1" w:styleId="Heading5Char" w:type="character">
+    <w:name w:val="Heading 5 Char"/>
+    <w:basedOn w:val="DefaultParagraphFont"/>
+    <w:link w:val="Heading5"/>
+    <w:uiPriority w:val="9"/>
+    <w:semiHidden/>
+    <w:rsid w:val="00A10FD9"/>
+    <w:rPr>
+      <w:rFonts w:cstheme="majorBidi" w:eastAsiaTheme="majorEastAsia"/>
+      <w:color w:themeColor="accent1" w:themeShade="BF" w:val="0F4761"/>
+    </w:rPr>
+  </w:style>
+  <w:style w:customStyle="1" w:styleId="Heading6Char" w:type="character">
+    <w:name w:val="Heading 6 Char"/>
+    <w:basedOn w:val="DefaultParagraphFont"/>
+    <w:link w:val="Heading6"/>
+    <w:uiPriority w:val="9"/>
+    <w:semiHidden/>
+    <w:rsid w:val="00A10FD9"/>
+    <w:rPr>
+      <w:rFonts w:cstheme="majorBidi" w:eastAsiaTheme="majorEastAsia"/>
+      <w:i/>
+      <w:iCs/>
+      <w:color w:themeColor="text1" w:themeTint="A6" w:val="595959"/>
+    </w:rPr>
+  </w:style>
+  <w:style w:customStyle="1" w:styleId="Heading7Char" w:type="character">
+    <w:name w:val="Heading 7 Char"/>
+    <w:basedOn w:val="DefaultParagraphFont"/>
+    <w:link w:val="Heading7"/>
+    <w:uiPriority w:val="9"/>
+    <w:semiHidden/>
+    <w:rsid w:val="00A10FD9"/>
+    <w:rPr>
+      <w:rFonts w:cstheme="majorBidi" w:eastAsiaTheme="majorEastAsia"/>
+      <w:color w:themeColor="text1" w:themeTint="A6" w:val="595959"/>
+    </w:rPr>
+  </w:style>
+  <w:style w:customStyle="1" w:styleId="Heading8Char" w:type="character">
+    <w:name w:val="Heading 8 Char"/>
+    <w:basedOn w:val="DefaultParagraphFont"/>
+    <w:link w:val="Heading8"/>
+    <w:uiPriority w:val="9"/>
+    <w:semiHidden/>
+    <w:rsid w:val="00A10FD9"/>
+    <w:rPr>
+      <w:rFonts w:cstheme="majorBidi" w:eastAsiaTheme="majorEastAsia"/>
+      <w:i/>
+      <w:iCs/>
+      <w:color w:themeColor="text1" w:themeTint="D8" w:val="272727"/>
+    </w:rPr>
+  </w:style>
+  <w:style w:customStyle="1" w:styleId="Heading9Char" w:type="character">
+    <w:name w:val="Heading 9 Char"/>
+    <w:basedOn w:val="DefaultParagraphFont"/>
+    <w:link w:val="Heading9"/>
+    <w:uiPriority w:val="9"/>
+    <w:semiHidden/>
+    <w:rsid w:val="00A10FD9"/>
+    <w:rPr>
+      <w:rFonts w:cstheme="majorBidi" w:eastAsiaTheme="majorEastAsia"/>
+      <w:color w:themeColor="text1" w:themeTint="D8" w:val="272727"/>
     </w:rPr>
   </w:style>
   <w:style w:styleId="BlockText" w:type="paragraph">
@@ -14817,8 +12834,8 @@
   </w:style>
   <w:style w:styleId="FootnoteBlockText" w:type="paragraph">
     <w:name w:val="Footnote Block Text"/>
-    <w:basedOn w:val="Footnote Text"/>
-    <w:next w:val="Footnote Text"/>
+    <w:basedOn w:val="FootnoteText"/>
+    <w:next w:val="FootnoteText"/>
     <w:uiPriority w:val="9"/>
     <w:unhideWhenUsed/>
     <w:qFormat/>
@@ -15210,44 +13227,44 @@
         <a:sysClr val="window" lastClr="FFFFFF"/>
       </a:lt1>
       <a:dk2>
-        <a:srgbClr val="1F497D"/>
+        <a:srgbClr val="0E2841"/>
       </a:dk2>
       <a:lt2>
-        <a:srgbClr val="EEECE1"/>
+        <a:srgbClr val="E8E8E8"/>
       </a:lt2>
       <a:accent1>
-        <a:srgbClr val="4F81BD"/>
+        <a:srgbClr val="156082"/>
       </a:accent1>
       <a:accent2>
-        <a:srgbClr val="C0504D"/>
+        <a:srgbClr val="E97132"/>
       </a:accent2>
       <a:accent3>
-        <a:srgbClr val="9BBB59"/>
+        <a:srgbClr val="196B24"/>
       </a:accent3>
       <a:accent4>
-        <a:srgbClr val="8064A2"/>
+        <a:srgbClr val="0F9ED5"/>
       </a:accent4>
       <a:accent5>
-        <a:srgbClr val="4BACC6"/>
+        <a:srgbClr val="A02B93"/>
       </a:accent5>
       <a:accent6>
-        <a:srgbClr val="F79646"/>
+        <a:srgbClr val="4EA72E"/>
       </a:accent6>
       <a:hlink>
-        <a:srgbClr val="0000FF"/>
+        <a:srgbClr val="467886"/>
       </a:hlink>
       <a:folHlink>
-        <a:srgbClr val="800080"/>
+        <a:srgbClr val="96607D"/>
       </a:folHlink>
     </a:clrScheme>
     <a:fontScheme name="Office">
       <a:majorFont>
-        <a:latin typeface="Calibri"/>
+        <a:latin typeface="Aptos Display" panose="02110004020202020204"/>
         <a:ea typeface=""/>
         <a:cs typeface=""/>
-        <a:font script="Jpan" typeface="ＭＳ ゴシック"/>
+        <a:font script="Jpan" typeface="游ゴシック Light"/>
         <a:font script="Hang" typeface="맑은 고딕"/>
-        <a:font script="Hans" typeface="宋体"/>
+        <a:font script="Hans" typeface="等线 Light"/>
         <a:font script="Hant" typeface="新細明體"/>
         <a:font script="Arab" typeface="Times New Roman"/>
         <a:font script="Hebr" typeface="Times New Roman"/>
@@ -15274,14 +13291,32 @@
         <a:font script="Mong" typeface="Mongolian Baiti"/>
         <a:font script="Viet" typeface="Times New Roman"/>
         <a:font script="Uigh" typeface="Microsoft Uighur"/>
+        <a:font script="Geor" typeface="Sylfaen"/>
+        <a:font script="Armn" typeface="Arial"/>
+        <a:font script="Bugi" typeface="Leelawadee UI"/>
+        <a:font script="Bopo" typeface="Microsoft JhengHei"/>
+        <a:font script="Java" typeface="Javanese Text"/>
+        <a:font script="Lisu" typeface="Segoe UI"/>
+        <a:font script="Mymr" typeface="Myanmar Text"/>
+        <a:font script="Nkoo" typeface="Ebrima"/>
+        <a:font script="Olck" typeface="Nirmala UI"/>
+        <a:font script="Osma" typeface="Ebrima"/>
+        <a:font script="Phag" typeface="Phagspa"/>
+        <a:font script="Syrn" typeface="Estrangelo Edessa"/>
+        <a:font script="Syrj" typeface="Estrangelo Edessa"/>
+        <a:font script="Syre" typeface="Estrangelo Edessa"/>
+        <a:font script="Sora" typeface="Nirmala UI"/>
+        <a:font script="Tale" typeface="Microsoft Tai Le"/>
+        <a:font script="Talu" typeface="Microsoft New Tai Lue"/>
+        <a:font script="Tfng" typeface="Ebrima"/>
       </a:majorFont>
       <a:minorFont>
-        <a:latin typeface="Cambria"/>
+        <a:latin typeface="Aptos" panose="02110004020202020204"/>
         <a:ea typeface=""/>
         <a:cs typeface=""/>
-        <a:font script="Jpan" typeface="ＭＳ 明朝"/>
+        <a:font script="Jpan" typeface="游明朝"/>
         <a:font script="Hang" typeface="맑은 고딕"/>
-        <a:font script="Hans" typeface="宋体"/>
+        <a:font script="Hans" typeface="等线"/>
         <a:font script="Hant" typeface="新細明體"/>
         <a:font script="Arab" typeface="Arial"/>
         <a:font script="Hebr" typeface="Arial"/>
@@ -15308,6 +13343,24 @@
         <a:font script="Mong" typeface="Mongolian Baiti"/>
         <a:font script="Viet" typeface="Arial"/>
         <a:font script="Uigh" typeface="Microsoft Uighur"/>
+        <a:font script="Geor" typeface="Sylfaen"/>
+        <a:font script="Armn" typeface="Arial"/>
+        <a:font script="Bugi" typeface="Leelawadee UI"/>
+        <a:font script="Bopo" typeface="Microsoft JhengHei"/>
+        <a:font script="Java" typeface="Javanese Text"/>
+        <a:font script="Lisu" typeface="Segoe UI"/>
+        <a:font script="Mymr" typeface="Myanmar Text"/>
+        <a:font script="Nkoo" typeface="Ebrima"/>
+        <a:font script="Olck" typeface="Nirmala UI"/>
+        <a:font script="Osma" typeface="Ebrima"/>
+        <a:font script="Phag" typeface="Phagspa"/>
+        <a:font script="Syrn" typeface="Estrangelo Edessa"/>
+        <a:font script="Syrj" typeface="Estrangelo Edessa"/>
+        <a:font script="Syre" typeface="Estrangelo Edessa"/>
+        <a:font script="Sora" typeface="Nirmala UI"/>
+        <a:font script="Tale" typeface="Microsoft Tai Le"/>
+        <a:font script="Talu" typeface="Microsoft New Tai Lue"/>
+        <a:font script="Tfng" typeface="Ebrima"/>
       </a:minorFont>
     </a:fontScheme>
     <a:fmtScheme name="Office">
@@ -15319,200 +13372,141 @@
           <a:gsLst>
             <a:gs pos="0">
               <a:schemeClr val="phClr">
-                <a:tint val="50000"/>
-                <a:satMod val="300000"/>
+                <a:lumMod val="110000"/>
+                <a:satMod val="105000"/>
+                <a:tint val="67000"/>
               </a:schemeClr>
             </a:gs>
-            <a:gs pos="35000">
+            <a:gs pos="50000">
               <a:schemeClr val="phClr">
-                <a:tint val="37000"/>
-                <a:satMod val="300000"/>
+                <a:lumMod val="105000"/>
+                <a:satMod val="103000"/>
+                <a:tint val="73000"/>
               </a:schemeClr>
             </a:gs>
             <a:gs pos="100000">
               <a:schemeClr val="phClr">
-                <a:tint val="15000"/>
-                <a:satMod val="350000"/>
+                <a:lumMod val="105000"/>
+                <a:satMod val="109000"/>
+                <a:tint val="81000"/>
               </a:schemeClr>
             </a:gs>
           </a:gsLst>
-          <a:lin ang="16200000" scaled="1"/>
+          <a:lin ang="5400000" scaled="0"/>
         </a:gradFill>
         <a:gradFill rotWithShape="1">
           <a:gsLst>
             <a:gs pos="0">
               <a:schemeClr val="phClr">
-                <a:tint val="100000"/>
+                <a:satMod val="103000"/>
+                <a:lumMod val="102000"/>
+                <a:tint val="94000"/>
+              </a:schemeClr>
+            </a:gs>
+            <a:gs pos="50000">
+              <a:schemeClr val="phClr">
+                <a:satMod val="110000"/>
+                <a:lumMod val="100000"/>
                 <a:shade val="100000"/>
-                <a:satMod val="130000"/>
               </a:schemeClr>
             </a:gs>
             <a:gs pos="100000">
               <a:schemeClr val="phClr">
-                <a:tint val="50000"/>
-                <a:shade val="100000"/>
-                <a:satMod val="350000"/>
+                <a:lumMod val="99000"/>
+                <a:satMod val="120000"/>
+                <a:shade val="78000"/>
               </a:schemeClr>
             </a:gs>
           </a:gsLst>
-          <a:lin ang="16200000" scaled="0"/>
+          <a:lin ang="5400000" scaled="0"/>
         </a:gradFill>
       </a:fillStyleLst>
       <a:lnStyleLst>
-        <a:ln w="9525" cap="flat" cmpd="sng" algn="ctr">
-          <a:solidFill>
-            <a:schemeClr val="phClr">
-              <a:shade val="95000"/>
-              <a:satMod val="105000"/>
-            </a:schemeClr>
-          </a:solidFill>
-          <a:prstDash val="solid"/>
-        </a:ln>
-        <a:ln w="25400" cap="flat" cmpd="sng" algn="ctr">
+        <a:ln w="6350" cap="flat" cmpd="sng" algn="ctr">
           <a:solidFill>
             <a:schemeClr val="phClr"/>
           </a:solidFill>
           <a:prstDash val="solid"/>
+          <a:miter lim="800000"/>
         </a:ln>
-        <a:ln w="38100" cap="flat" cmpd="sng" algn="ctr">
+        <a:ln w="12700" cap="flat" cmpd="sng" algn="ctr">
           <a:solidFill>
             <a:schemeClr val="phClr"/>
           </a:solidFill>
           <a:prstDash val="solid"/>
+          <a:miter lim="800000"/>
+        </a:ln>
+        <a:ln w="19050" cap="flat" cmpd="sng" algn="ctr">
+          <a:solidFill>
+            <a:schemeClr val="phClr"/>
+          </a:solidFill>
+          <a:prstDash val="solid"/>
+          <a:miter lim="800000"/>
         </a:ln>
       </a:lnStyleLst>
       <a:effectStyleLst>
         <a:effectStyle>
+          <a:effectLst/>
+        </a:effectStyle>
+        <a:effectStyle>
+          <a:effectLst/>
+        </a:effectStyle>
+        <a:effectStyle>
           <a:effectLst>
-            <a:outerShdw blurRad="40000" dist="20000" dir="5400000" rotWithShape="0">
+            <a:outerShdw blurRad="57150" dist="19050" dir="5400000" algn="ctr" rotWithShape="0">
               <a:srgbClr val="000000">
-                <a:alpha val="38000"/>
+                <a:alpha val="63000"/>
               </a:srgbClr>
             </a:outerShdw>
           </a:effectLst>
-        </a:effectStyle>
-        <a:effectStyle>
-          <a:effectLst>
-            <a:outerShdw blurRad="40000" dist="23000" dir="5400000" rotWithShape="0">
-              <a:srgbClr val="000000">
-                <a:alpha val="35000"/>
-              </a:srgbClr>
-            </a:outerShdw>
-          </a:effectLst>
-        </a:effectStyle>
-        <a:effectStyle>
-          <a:effectLst>
-            <a:outerShdw blurRad="40000" dist="23000" dir="5400000" rotWithShape="0">
-              <a:srgbClr val="000000">
-                <a:alpha val="35000"/>
-              </a:srgbClr>
-            </a:outerShdw>
-          </a:effectLst>
-          <a:scene3d>
-            <a:camera prst="orthographicFront">
-              <a:rot lat="0" lon="0" rev="0"/>
-            </a:camera>
-            <a:lightRig rig="threePt" dir="t">
-              <a:rot lat="0" lon="0" rev="1200000"/>
-            </a:lightRig>
-          </a:scene3d>
-          <a:sp3d>
-            <a:bevelT w="63500" h="25400"/>
-          </a:sp3d>
         </a:effectStyle>
       </a:effectStyleLst>
       <a:bgFillStyleLst>
         <a:solidFill>
           <a:schemeClr val="phClr"/>
         </a:solidFill>
+        <a:solidFill>
+          <a:schemeClr val="phClr">
+            <a:tint val="95000"/>
+            <a:satMod val="170000"/>
+          </a:schemeClr>
+        </a:solidFill>
         <a:gradFill rotWithShape="1">
           <a:gsLst>
             <a:gs pos="0">
               <a:schemeClr val="phClr">
-                <a:tint val="40000"/>
-                <a:satMod val="350000"/>
+                <a:tint val="93000"/>
+                <a:satMod val="150000"/>
+                <a:shade val="98000"/>
+                <a:lumMod val="102000"/>
               </a:schemeClr>
             </a:gs>
-            <a:gs pos="40000">
+            <a:gs pos="50000">
               <a:schemeClr val="phClr">
-                <a:tint val="45000"/>
-                <a:shade val="99000"/>
-                <a:satMod val="350000"/>
+                <a:tint val="98000"/>
+                <a:satMod val="130000"/>
+                <a:shade val="90000"/>
+                <a:lumMod val="103000"/>
               </a:schemeClr>
             </a:gs>
             <a:gs pos="100000">
               <a:schemeClr val="phClr">
-                <a:shade val="20000"/>
-                <a:satMod val="255000"/>
+                <a:shade val="63000"/>
+                <a:satMod val="120000"/>
               </a:schemeClr>
             </a:gs>
           </a:gsLst>
-          <a:path path="circle">
-            <a:fillToRect l="50000" t="-80000" r="50000" b="180000"/>
-          </a:path>
-        </a:gradFill>
-        <a:gradFill rotWithShape="1">
-          <a:gsLst>
-            <a:gs pos="0">
-              <a:schemeClr val="phClr">
-                <a:tint val="80000"/>
-                <a:satMod val="300000"/>
-              </a:schemeClr>
-            </a:gs>
-            <a:gs pos="100000">
-              <a:schemeClr val="phClr">
-                <a:shade val="30000"/>
-                <a:satMod val="200000"/>
-              </a:schemeClr>
-            </a:gs>
-          </a:gsLst>
-          <a:path path="circle">
-            <a:fillToRect l="50000" t="50000" r="50000" b="50000"/>
-          </a:path>
+          <a:lin ang="5400000" scaled="0"/>
         </a:gradFill>
       </a:bgFillStyleLst>
     </a:fmtScheme>
   </a:themeElements>
-  <a:objectDefaults>
-    <a:spDef>
-      <a:spPr/>
-      <a:bodyPr/>
-      <a:lstStyle/>
-      <a:style>
-        <a:lnRef idx="1">
-          <a:schemeClr val="accent1"/>
-        </a:lnRef>
-        <a:fillRef idx="3">
-          <a:schemeClr val="accent1"/>
-        </a:fillRef>
-        <a:effectRef idx="2">
-          <a:schemeClr val="accent1"/>
-        </a:effectRef>
-        <a:fontRef idx="minor">
-          <a:schemeClr val="lt1"/>
-        </a:fontRef>
-      </a:style>
-    </a:spDef>
-    <a:lnDef>
-      <a:spPr/>
-      <a:bodyPr/>
-      <a:lstStyle/>
-      <a:style>
-        <a:lnRef idx="2">
-          <a:schemeClr val="accent1"/>
-        </a:lnRef>
-        <a:fillRef idx="0">
-          <a:schemeClr val="accent1"/>
-        </a:fillRef>
-        <a:effectRef idx="1">
-          <a:schemeClr val="accent1"/>
-        </a:effectRef>
-        <a:fontRef idx="minor">
-          <a:schemeClr val="tx1"/>
-        </a:fontRef>
-      </a:style>
-    </a:lnDef>
-  </a:objectDefaults>
+  <a:objectDefaults/>
   <a:extraClrSchemeLst/>
+  <a:extLst>
+    <a:ext uri="{05A4C25C-085E-4340-85A3-A5531E510DB2}">
+      <thm15:themeFamily xmlns:thm15="http://schemas.microsoft.com/office/thememl/2012/main" name="Office Theme" id="{2E142A2C-CD16-42D6-873A-C26D2A0506FA}" vid="{1BDDFF52-6CD6-40A5-AB3C-68EB2F1E4D0A}"/>
+    </a:ext>
+  </a:extLst>
 </a:theme>
 </file>